--- a/4to Año/Comunicaciones II/TP9.docx
+++ b/4to Año/Comunicaciones II/TP9.docx
@@ -2150,7 +2150,7 @@
                     <pic:cNvPicPr/>
                   </pic:nvPicPr>
                   <pic:blipFill>
-                    <a:blip r:embed="rId7"/>
+                    <a:blip r:embed="rId8"/>
                     <a:stretch>
                       <a:fillRect/>
                     </a:stretch>
@@ -5339,14 +5339,15 @@
       </w:r>
       <w:proofErr w:type="spellEnd"/>
       <w:r>
-        <w:t xml:space="preserve"> transferencia de zona). Para </w:t>
-      </w:r>
-      <w:proofErr w:type="spellStart"/>
+        <w:t xml:space="preserve"> transferencia de zona). Para redundancia.</w:t>
+      </w:r>
+      <w:r>
+        <w:t xml:space="preserve"> </w:t>
+      </w:r>
       <w:proofErr w:type="gramStart"/>
       <w:r>
-        <w:t>redundancia.Un</w:t>
-      </w:r>
-      <w:proofErr w:type="spellEnd"/>
+        <w:t>Un</w:t>
+      </w:r>
       <w:proofErr w:type="gramEnd"/>
       <w:r>
         <w:t xml:space="preserve"> servidor puede hospedar ambas para dominios diferentes (</w:t>
@@ -5753,7 +5754,7 @@
                     <pic:cNvPicPr/>
                   </pic:nvPicPr>
                   <pic:blipFill rotWithShape="1">
-                    <a:blip r:embed="rId8"/>
+                    <a:blip r:embed="rId9"/>
                     <a:srcRect t="10373"/>
                     <a:stretch/>
                   </pic:blipFill>
@@ -7784,29 +7785,13 @@
           <w:bCs/>
           <w:lang w:val="es-AR"/>
         </w:rPr>
-        <w:t>o Acuerdo (TCP</w:t>
-      </w:r>
-      <w:proofErr w:type="gramStart"/>
-      <w:r>
-        <w:rPr>
-          <w:b/>
-          <w:bCs/>
-          <w:lang w:val="es-AR"/>
-        </w:rPr>
-        <w:t>):</w:t>
-      </w:r>
-      <w:r>
-        <w:rPr>
-          <w:lang w:val="es-AR"/>
-        </w:rPr>
-        <w:t>v</w:t>
-      </w:r>
-      <w:proofErr w:type="gramEnd"/>
-      <w:r>
-        <w:rPr>
-          <w:lang w:val="es-AR"/>
-        </w:rPr>
-        <w:t xml:space="preserve">¿ </w:t>
+        <w:t>o Acuerdo (TCP):</w:t>
+      </w:r>
+      <w:r>
+        <w:rPr>
+          <w:lang w:val="es-AR"/>
+        </w:rPr>
+        <w:t xml:space="preserve"> </w:t>
       </w:r>
       <w:r>
         <w:rPr>
@@ -7922,252 +7907,6 @@
             <wp:extent cx="4633382" cy="782773"/>
             <wp:effectExtent l="0" t="0" r="0" b="0"/>
             <wp:docPr id="28" name="Imagen 28"/>
-            <wp:cNvGraphicFramePr>
-              <a:graphicFrameLocks xmlns:a="http://schemas.openxmlformats.org/drawingml/2006/main" noChangeAspect="1"/>
-            </wp:cNvGraphicFramePr>
-            <a:graphic xmlns:a="http://schemas.openxmlformats.org/drawingml/2006/main">
-              <a:graphicData uri="http://schemas.openxmlformats.org/drawingml/2006/picture">
-                <pic:pic xmlns:pic="http://schemas.openxmlformats.org/drawingml/2006/picture">
-                  <pic:nvPicPr>
-                    <pic:cNvPr id="1" name=""/>
-                    <pic:cNvPicPr/>
-                  </pic:nvPicPr>
-                  <pic:blipFill>
-                    <a:blip r:embed="rId9"/>
-                    <a:stretch>
-                      <a:fillRect/>
-                    </a:stretch>
-                  </pic:blipFill>
-                  <pic:spPr>
-                    <a:xfrm>
-                      <a:off x="0" y="0"/>
-                      <a:ext cx="4655337" cy="786482"/>
-                    </a:xfrm>
-                    <a:prstGeom prst="rect">
-                      <a:avLst/>
-                    </a:prstGeom>
-                  </pic:spPr>
-                </pic:pic>
-              </a:graphicData>
-            </a:graphic>
-          </wp:inline>
-        </w:drawing>
-      </w:r>
-    </w:p>
-    <w:p>
-      <w:pPr>
-        <w:pStyle w:val="NormalWeb"/>
-        <w:numPr>
-          <w:ilvl w:val="0"/>
-          <w:numId w:val="31"/>
-        </w:numPr>
-        <w:rPr>
-          <w:lang w:val="es-AR"/>
-        </w:rPr>
-      </w:pPr>
-      <w:r>
-        <w:rPr>
-          <w:rStyle w:val="Textoennegrita"/>
-          <w:lang w:val="es-AR"/>
-        </w:rPr>
-        <w:t>Transferencia del/los mensajes</w:t>
-      </w:r>
-      <w:r>
-        <w:rPr>
-          <w:lang w:val="es-AR"/>
-        </w:rPr>
-        <w:t xml:space="preserve"> </w:t>
-      </w:r>
-      <w:r>
-        <w:rPr>
-          <w:lang w:val="es-AR"/>
-        </w:rPr>
-        <w:t>Una vez establecida la sesión, comienza la transferencia del correo. El proceso sigue la siguiente secuencia típica:</w:t>
-      </w:r>
-    </w:p>
-    <w:p>
-      <w:pPr>
-        <w:pStyle w:val="NormalWeb"/>
-        <w:ind w:left="1440"/>
-        <w:rPr>
-          <w:lang w:val="es-AR"/>
-        </w:rPr>
-      </w:pPr>
-      <w:r>
-        <w:rPr>
-          <w:lang w:val="es-AR"/>
-        </w:rPr>
-        <w:t>MAIL FROM: indica la dirección de correo del remitente.</w:t>
-      </w:r>
-    </w:p>
-    <w:p>
-      <w:pPr>
-        <w:pStyle w:val="NormalWeb"/>
-        <w:ind w:left="1440"/>
-        <w:rPr>
-          <w:lang w:val="es-AR"/>
-        </w:rPr>
-      </w:pPr>
-      <w:r>
-        <w:rPr>
-          <w:lang w:val="es-AR"/>
-        </w:rPr>
-        <w:t>Ejemplo: MAIL FROM:&lt;usuario@dominio.com&gt;</w:t>
-      </w:r>
-    </w:p>
-    <w:p>
-      <w:pPr>
-        <w:pStyle w:val="NormalWeb"/>
-        <w:ind w:left="1440"/>
-        <w:rPr>
-          <w:lang w:val="es-AR"/>
-        </w:rPr>
-      </w:pPr>
-      <w:r>
-        <w:rPr>
-          <w:lang w:val="es-AR"/>
-        </w:rPr>
-        <w:t>→ El servidor responde con 250 OK.</w:t>
-      </w:r>
-    </w:p>
-    <w:p>
-      <w:pPr>
-        <w:pStyle w:val="NormalWeb"/>
-        <w:ind w:left="1440"/>
-        <w:rPr>
-          <w:lang w:val="es-AR"/>
-        </w:rPr>
-      </w:pPr>
-      <w:r>
-        <w:rPr>
-          <w:lang w:val="es-AR"/>
-        </w:rPr>
-        <w:t>RCPT TO: especifica una o más direcciones de destinatarios.</w:t>
-      </w:r>
-    </w:p>
-    <w:p>
-      <w:pPr>
-        <w:pStyle w:val="NormalWeb"/>
-        <w:ind w:left="1440"/>
-        <w:rPr>
-          <w:lang w:val="es-AR"/>
-        </w:rPr>
-      </w:pPr>
-      <w:r>
-        <w:rPr>
-          <w:lang w:val="es-AR"/>
-        </w:rPr>
-        <w:t>Ejemplo: RCPT TO:&lt;destinatario@otrodominio.com&gt;</w:t>
-      </w:r>
-    </w:p>
-    <w:p>
-      <w:pPr>
-        <w:pStyle w:val="NormalWeb"/>
-        <w:ind w:left="1440"/>
-        <w:rPr>
-          <w:lang w:val="es-AR"/>
-        </w:rPr>
-      </w:pPr>
-      <w:r>
-        <w:rPr>
-          <w:lang w:val="es-AR"/>
-        </w:rPr>
-        <w:t>→ El servidor responde con 250 OK por cada destinatario válido.</w:t>
-      </w:r>
-    </w:p>
-    <w:p>
-      <w:pPr>
-        <w:pStyle w:val="NormalWeb"/>
-        <w:ind w:left="1440"/>
-        <w:rPr>
-          <w:lang w:val="es-AR"/>
-        </w:rPr>
-      </w:pPr>
-      <w:r>
-        <w:rPr>
-          <w:lang w:val="es-AR"/>
-        </w:rPr>
-        <w:t>DATA: señala el inicio del cuerpo del mensaje.</w:t>
-      </w:r>
-    </w:p>
-    <w:p>
-      <w:pPr>
-        <w:pStyle w:val="NormalWeb"/>
-        <w:ind w:left="1440"/>
-        <w:rPr>
-          <w:lang w:val="es-AR"/>
-        </w:rPr>
-      </w:pPr>
-      <w:r>
-        <w:rPr>
-          <w:lang w:val="es-AR"/>
-        </w:rPr>
-        <w:t xml:space="preserve">El servidor responde con 354 </w:t>
-      </w:r>
-      <w:proofErr w:type="spellStart"/>
-      <w:r>
-        <w:rPr>
-          <w:lang w:val="es-AR"/>
-        </w:rPr>
-        <w:t>Start</w:t>
-      </w:r>
-      <w:proofErr w:type="spellEnd"/>
-      <w:r>
-        <w:rPr>
-          <w:lang w:val="es-AR"/>
-        </w:rPr>
-        <w:t xml:space="preserve"> mail input.</w:t>
-      </w:r>
-    </w:p>
-    <w:p>
-      <w:pPr>
-        <w:pStyle w:val="NormalWeb"/>
-        <w:ind w:left="1440"/>
-        <w:rPr>
-          <w:lang w:val="es-AR"/>
-        </w:rPr>
-      </w:pPr>
-      <w:r>
-        <w:rPr>
-          <w:lang w:val="es-AR"/>
-        </w:rPr>
-        <w:t>El cliente envía el contenido del correo (cabeceras y cuerpo) y finaliza con una línea que contiene solo un punto (.).</w:t>
-      </w:r>
-    </w:p>
-    <w:p>
-      <w:pPr>
-        <w:pStyle w:val="NormalWeb"/>
-        <w:ind w:left="1440"/>
-        <w:rPr>
-          <w:lang w:val="es-AR"/>
-        </w:rPr>
-      </w:pPr>
-      <w:r>
-        <w:rPr>
-          <w:lang w:val="es-AR"/>
-        </w:rPr>
-        <w:t>→ El servidor responde con 250 OK si el mensaje fue aceptado para entrega.</w:t>
-      </w:r>
-    </w:p>
-    <w:p>
-      <w:pPr>
-        <w:pStyle w:val="NormalWeb"/>
-        <w:ind w:left="1440"/>
-        <w:jc w:val="center"/>
-        <w:rPr>
-          <w:lang w:val="es-AR"/>
-        </w:rPr>
-      </w:pPr>
-      <w:r>
-        <w:rPr>
-          <w:noProof/>
-          <w:lang w:val="es-AR"/>
-        </w:rPr>
-        <w:drawing>
-          <wp:inline distT="0" distB="0" distL="0" distR="0" wp14:anchorId="0E21CB86" wp14:editId="3EBC8EF4">
-            <wp:extent cx="4397375" cy="2491086"/>
-            <wp:effectExtent l="0" t="0" r="3175" b="5080"/>
-            <wp:docPr id="29" name="Imagen 29"/>
             <wp:cNvGraphicFramePr>
               <a:graphicFrameLocks xmlns:a="http://schemas.openxmlformats.org/drawingml/2006/main" noChangeAspect="1"/>
             </wp:cNvGraphicFramePr>
@@ -8187,7 +7926,7 @@
                   <pic:spPr>
                     <a:xfrm>
                       <a:off x="0" y="0"/>
-                      <a:ext cx="4402917" cy="2494226"/>
+                      <a:ext cx="4655337" cy="786482"/>
                     </a:xfrm>
                     <a:prstGeom prst="rect">
                       <a:avLst/>
@@ -8203,17 +7942,6 @@
     <w:p>
       <w:pPr>
         <w:pStyle w:val="NormalWeb"/>
-        <w:ind w:left="720"/>
-        <w:rPr>
-          <w:b/>
-          <w:bCs/>
-          <w:lang w:val="es-AR"/>
-        </w:rPr>
-      </w:pPr>
-    </w:p>
-    <w:p>
-      <w:pPr>
-        <w:pStyle w:val="NormalWeb"/>
         <w:numPr>
           <w:ilvl w:val="0"/>
           <w:numId w:val="31"/>
@@ -8227,70 +7955,204 @@
           <w:rStyle w:val="Textoennegrita"/>
           <w:lang w:val="es-AR"/>
         </w:rPr>
-        <w:t>Cierre</w:t>
-      </w:r>
-      <w:r>
-        <w:rPr>
-          <w:lang w:val="es-AR"/>
-        </w:rPr>
-        <w:t xml:space="preserve">: </w:t>
-      </w:r>
-      <w:r>
-        <w:rPr>
-          <w:lang w:val="es-AR"/>
-        </w:rPr>
-        <w:t>Después de transferir el mensaje, el cliente envía el comando QUIT para cerrar la sesión.</w:t>
+        <w:t>Transferencia del/los mensajes</w:t>
+      </w:r>
+      <w:r>
+        <w:rPr>
+          <w:lang w:val="es-AR"/>
+        </w:rPr>
+        <w:t xml:space="preserve"> </w:t>
+      </w:r>
+      <w:r>
+        <w:rPr>
+          <w:lang w:val="es-AR"/>
+        </w:rPr>
+        <w:t>Una vez establecida la sesión, comienza la transferencia del correo. El proceso sigue la siguiente secuencia típica:</w:t>
       </w:r>
     </w:p>
     <w:p>
       <w:pPr>
         <w:pStyle w:val="NormalWeb"/>
-        <w:ind w:left="720"/>
-        <w:rPr>
-          <w:lang w:val="es-AR"/>
-        </w:rPr>
-      </w:pPr>
-      <w:r>
-        <w:rPr>
-          <w:lang w:val="es-AR"/>
-        </w:rPr>
-        <w:t xml:space="preserve">El servidor responde con 221 </w:t>
+        <w:ind w:left="1440"/>
+        <w:rPr>
+          <w:lang w:val="es-AR"/>
+        </w:rPr>
+      </w:pPr>
+      <w:r>
+        <w:rPr>
+          <w:lang w:val="es-AR"/>
+        </w:rPr>
+        <w:t>MAIL FROM: indica la dirección de correo del remitente.</w:t>
+      </w:r>
+    </w:p>
+    <w:p>
+      <w:pPr>
+        <w:pStyle w:val="NormalWeb"/>
+        <w:ind w:left="1440"/>
+        <w:rPr>
+          <w:lang w:val="es-AR"/>
+        </w:rPr>
+      </w:pPr>
+      <w:r>
+        <w:rPr>
+          <w:lang w:val="es-AR"/>
+        </w:rPr>
+        <w:t>Ejemplo: MAIL FROM:&lt;usuario@dominio.com&gt;</w:t>
+      </w:r>
+    </w:p>
+    <w:p>
+      <w:pPr>
+        <w:pStyle w:val="NormalWeb"/>
+        <w:ind w:left="1440"/>
+        <w:rPr>
+          <w:lang w:val="es-AR"/>
+        </w:rPr>
+      </w:pPr>
+      <w:r>
+        <w:rPr>
+          <w:lang w:val="es-AR"/>
+        </w:rPr>
+        <w:t>→ El servidor responde con 250 OK.</w:t>
+      </w:r>
+    </w:p>
+    <w:p>
+      <w:pPr>
+        <w:pStyle w:val="NormalWeb"/>
+        <w:ind w:left="1440"/>
+        <w:rPr>
+          <w:lang w:val="es-AR"/>
+        </w:rPr>
+      </w:pPr>
+      <w:r>
+        <w:rPr>
+          <w:lang w:val="es-AR"/>
+        </w:rPr>
+        <w:t>RCPT TO: especifica una o más direcciones de destinatarios.</w:t>
+      </w:r>
+    </w:p>
+    <w:p>
+      <w:pPr>
+        <w:pStyle w:val="NormalWeb"/>
+        <w:ind w:left="1440"/>
+        <w:rPr>
+          <w:lang w:val="es-AR"/>
+        </w:rPr>
+      </w:pPr>
+      <w:r>
+        <w:rPr>
+          <w:lang w:val="es-AR"/>
+        </w:rPr>
+        <w:t>Ejemplo: RCPT TO:&lt;destinatario@otrodominio.com&gt;</w:t>
+      </w:r>
+    </w:p>
+    <w:p>
+      <w:pPr>
+        <w:pStyle w:val="NormalWeb"/>
+        <w:ind w:left="1440"/>
+        <w:rPr>
+          <w:lang w:val="es-AR"/>
+        </w:rPr>
+      </w:pPr>
+      <w:r>
+        <w:rPr>
+          <w:lang w:val="es-AR"/>
+        </w:rPr>
+        <w:t>→ El servidor responde con 250 OK por cada destinatario válido.</w:t>
+      </w:r>
+    </w:p>
+    <w:p>
+      <w:pPr>
+        <w:pStyle w:val="NormalWeb"/>
+        <w:ind w:left="1440"/>
+        <w:rPr>
+          <w:lang w:val="es-AR"/>
+        </w:rPr>
+      </w:pPr>
+      <w:r>
+        <w:rPr>
+          <w:lang w:val="es-AR"/>
+        </w:rPr>
+        <w:t>DATA: señala el inicio del cuerpo del mensaje.</w:t>
+      </w:r>
+    </w:p>
+    <w:p>
+      <w:pPr>
+        <w:pStyle w:val="NormalWeb"/>
+        <w:ind w:left="1440"/>
+        <w:rPr>
+          <w:lang w:val="es-AR"/>
+        </w:rPr>
+      </w:pPr>
+      <w:r>
+        <w:rPr>
+          <w:lang w:val="es-AR"/>
+        </w:rPr>
+        <w:t xml:space="preserve">El servidor responde con 354 </w:t>
       </w:r>
       <w:proofErr w:type="spellStart"/>
       <w:r>
         <w:rPr>
           <w:lang w:val="es-AR"/>
         </w:rPr>
-        <w:t>Bye</w:t>
+        <w:t>Start</w:t>
       </w:r>
       <w:proofErr w:type="spellEnd"/>
       <w:r>
         <w:rPr>
           <w:lang w:val="es-AR"/>
         </w:rPr>
-        <w:t>, indicando el cierre correcto de la conexión.</w:t>
+        <w:t xml:space="preserve"> mail input.</w:t>
       </w:r>
     </w:p>
     <w:p>
       <w:pPr>
         <w:pStyle w:val="NormalWeb"/>
-        <w:ind w:left="720"/>
-        <w:rPr>
-          <w:rStyle w:val="relative"/>
-          <w:lang w:val="es-AR"/>
-        </w:rPr>
-      </w:pPr>
-      <w:r>
-        <w:rPr>
-          <w:rStyle w:val="relative"/>
+        <w:ind w:left="1440"/>
+        <w:rPr>
+          <w:lang w:val="es-AR"/>
+        </w:rPr>
+      </w:pPr>
+      <w:r>
+        <w:rPr>
+          <w:lang w:val="es-AR"/>
+        </w:rPr>
+        <w:t>El cliente envía el contenido del correo (cabeceras y cuerpo) y finaliza con una línea que contiene solo un punto (.).</w:t>
+      </w:r>
+    </w:p>
+    <w:p>
+      <w:pPr>
+        <w:pStyle w:val="NormalWeb"/>
+        <w:ind w:left="1440"/>
+        <w:rPr>
+          <w:lang w:val="es-AR"/>
+        </w:rPr>
+      </w:pPr>
+      <w:r>
+        <w:rPr>
+          <w:lang w:val="es-AR"/>
+        </w:rPr>
+        <w:t>→ El servidor responde con 250 OK si el mensaje fue aceptado para entrega.</w:t>
+      </w:r>
+    </w:p>
+    <w:p>
+      <w:pPr>
+        <w:pStyle w:val="NormalWeb"/>
+        <w:ind w:left="1440"/>
+        <w:jc w:val="center"/>
+        <w:rPr>
+          <w:lang w:val="es-AR"/>
+        </w:rPr>
+      </w:pPr>
+      <w:r>
+        <w:rPr>
           <w:noProof/>
           <w:lang w:val="es-AR"/>
         </w:rPr>
         <w:drawing>
-          <wp:inline distT="0" distB="0" distL="0" distR="0" wp14:anchorId="0BD3D82F" wp14:editId="59193892">
-            <wp:extent cx="5544324" cy="533474"/>
-            <wp:effectExtent l="0" t="0" r="0" b="0"/>
-            <wp:docPr id="30" name="Imagen 30"/>
+          <wp:inline distT="0" distB="0" distL="0" distR="0" wp14:anchorId="0E21CB86" wp14:editId="3EBC8EF4">
+            <wp:extent cx="4397375" cy="2491086"/>
+            <wp:effectExtent l="0" t="0" r="3175" b="5080"/>
+            <wp:docPr id="29" name="Imagen 29"/>
             <wp:cNvGraphicFramePr>
               <a:graphicFrameLocks xmlns:a="http://schemas.openxmlformats.org/drawingml/2006/main" noChangeAspect="1"/>
             </wp:cNvGraphicFramePr>
@@ -8310,7 +8172,7 @@
                   <pic:spPr>
                     <a:xfrm>
                       <a:off x="0" y="0"/>
-                      <a:ext cx="5544324" cy="533474"/>
+                      <a:ext cx="4402917" cy="2494226"/>
                     </a:xfrm>
                     <a:prstGeom prst="rect">
                       <a:avLst/>
@@ -8326,6 +8188,21 @@
     <w:p>
       <w:pPr>
         <w:pStyle w:val="NormalWeb"/>
+        <w:ind w:left="720"/>
+        <w:rPr>
+          <w:b/>
+          <w:bCs/>
+          <w:lang w:val="es-AR"/>
+        </w:rPr>
+      </w:pPr>
+    </w:p>
+    <w:p>
+      <w:pPr>
+        <w:pStyle w:val="NormalWeb"/>
+        <w:numPr>
+          <w:ilvl w:val="0"/>
+          <w:numId w:val="31"/>
+        </w:numPr>
         <w:rPr>
           <w:lang w:val="es-AR"/>
         </w:rPr>
@@ -8335,27 +8212,70 @@
           <w:rStyle w:val="Textoennegrita"/>
           <w:lang w:val="es-AR"/>
         </w:rPr>
-        <w:t>Códigos de respuesta y comandos:</w:t>
+        <w:t>Cierre</w:t>
+      </w:r>
+      <w:r>
+        <w:rPr>
+          <w:lang w:val="es-AR"/>
+        </w:rPr>
+        <w:t xml:space="preserve">: </w:t>
+      </w:r>
+      <w:r>
+        <w:rPr>
+          <w:lang w:val="es-AR"/>
+        </w:rPr>
+        <w:t>Después de transferir el mensaje, el cliente envía el comando QUIT para cerrar la sesión.</w:t>
       </w:r>
     </w:p>
     <w:p>
       <w:pPr>
         <w:pStyle w:val="NormalWeb"/>
-        <w:jc w:val="center"/>
-        <w:rPr>
-          <w:lang w:val="es-AR"/>
-        </w:rPr>
-      </w:pPr>
-      <w:r>
-        <w:rPr>
+        <w:ind w:left="720"/>
+        <w:rPr>
+          <w:lang w:val="es-AR"/>
+        </w:rPr>
+      </w:pPr>
+      <w:r>
+        <w:rPr>
+          <w:lang w:val="es-AR"/>
+        </w:rPr>
+        <w:t xml:space="preserve">El servidor responde con 221 </w:t>
+      </w:r>
+      <w:proofErr w:type="spellStart"/>
+      <w:r>
+        <w:rPr>
+          <w:lang w:val="es-AR"/>
+        </w:rPr>
+        <w:t>Bye</w:t>
+      </w:r>
+      <w:proofErr w:type="spellEnd"/>
+      <w:r>
+        <w:rPr>
+          <w:lang w:val="es-AR"/>
+        </w:rPr>
+        <w:t>, indicando el cierre correcto de la conexión.</w:t>
+      </w:r>
+    </w:p>
+    <w:p>
+      <w:pPr>
+        <w:pStyle w:val="NormalWeb"/>
+        <w:ind w:left="720"/>
+        <w:rPr>
+          <w:rStyle w:val="relative"/>
+          <w:lang w:val="es-AR"/>
+        </w:rPr>
+      </w:pPr>
+      <w:r>
+        <w:rPr>
+          <w:rStyle w:val="relative"/>
           <w:noProof/>
           <w:lang w:val="es-AR"/>
         </w:rPr>
         <w:drawing>
-          <wp:inline distT="0" distB="0" distL="0" distR="0" wp14:anchorId="5EE9EA1C" wp14:editId="765884C7">
-            <wp:extent cx="4461933" cy="3609241"/>
+          <wp:inline distT="0" distB="0" distL="0" distR="0" wp14:anchorId="0BD3D82F" wp14:editId="59193892">
+            <wp:extent cx="5544324" cy="533474"/>
             <wp:effectExtent l="0" t="0" r="0" b="0"/>
-            <wp:docPr id="31" name="Imagen 31"/>
+            <wp:docPr id="30" name="Imagen 30"/>
             <wp:cNvGraphicFramePr>
               <a:graphicFrameLocks xmlns:a="http://schemas.openxmlformats.org/drawingml/2006/main" noChangeAspect="1"/>
             </wp:cNvGraphicFramePr>
@@ -8375,7 +8295,7 @@
                   <pic:spPr>
                     <a:xfrm>
                       <a:off x="0" y="0"/>
-                      <a:ext cx="4472784" cy="3618018"/>
+                      <a:ext cx="5544324" cy="533474"/>
                     </a:xfrm>
                     <a:prstGeom prst="rect">
                       <a:avLst/>
@@ -8391,6 +8311,21 @@
     <w:p>
       <w:pPr>
         <w:pStyle w:val="NormalWeb"/>
+        <w:rPr>
+          <w:lang w:val="es-AR"/>
+        </w:rPr>
+      </w:pPr>
+      <w:r>
+        <w:rPr>
+          <w:rStyle w:val="Textoennegrita"/>
+          <w:lang w:val="es-AR"/>
+        </w:rPr>
+        <w:t>Códigos de respuesta y comandos:</w:t>
+      </w:r>
+    </w:p>
+    <w:p>
+      <w:pPr>
+        <w:pStyle w:val="NormalWeb"/>
         <w:jc w:val="center"/>
         <w:rPr>
           <w:lang w:val="es-AR"/>
@@ -8401,12 +8336,11 @@
           <w:noProof/>
           <w:lang w:val="es-AR"/>
         </w:rPr>
-        <w:lastRenderedPageBreak/>
         <w:drawing>
-          <wp:inline distT="0" distB="0" distL="0" distR="0" wp14:anchorId="3E15563F" wp14:editId="70B7FE15">
-            <wp:extent cx="5120174" cy="3596217"/>
-            <wp:effectExtent l="0" t="0" r="4445" b="4445"/>
-            <wp:docPr id="32" name="Imagen 32"/>
+          <wp:inline distT="0" distB="0" distL="0" distR="0" wp14:anchorId="5EE9EA1C" wp14:editId="765884C7">
+            <wp:extent cx="4461933" cy="3609241"/>
+            <wp:effectExtent l="0" t="0" r="0" b="0"/>
+            <wp:docPr id="31" name="Imagen 31"/>
             <wp:cNvGraphicFramePr>
               <a:graphicFrameLocks xmlns:a="http://schemas.openxmlformats.org/drawingml/2006/main" noChangeAspect="1"/>
             </wp:cNvGraphicFramePr>
@@ -8426,7 +8360,7 @@
                   <pic:spPr>
                     <a:xfrm>
                       <a:off x="0" y="0"/>
-                      <a:ext cx="5124205" cy="3599048"/>
+                      <a:ext cx="4472784" cy="3618018"/>
                     </a:xfrm>
                     <a:prstGeom prst="rect">
                       <a:avLst/>
@@ -8442,105 +8376,22 @@
     <w:p>
       <w:pPr>
         <w:pStyle w:val="NormalWeb"/>
-        <w:rPr>
-          <w:lang w:val="es-AR"/>
-        </w:rPr>
-      </w:pPr>
-      <w:r>
-        <w:rPr>
-          <w:rStyle w:val="Textoennegrita"/>
-          <w:lang w:val="es-AR"/>
-        </w:rPr>
-        <w:t>MIME</w:t>
-      </w:r>
-      <w:r>
-        <w:rPr>
-          <w:rStyle w:val="Textoennegrita"/>
-          <w:lang w:val="es-AR"/>
-        </w:rPr>
-        <w:t>:</w:t>
-      </w:r>
-    </w:p>
-    <w:p>
-      <w:pPr>
-        <w:pStyle w:val="NormalWeb"/>
-        <w:numPr>
-          <w:ilvl w:val="0"/>
-          <w:numId w:val="33"/>
-        </w:numPr>
-        <w:rPr>
-          <w:lang w:val="es-AR"/>
-        </w:rPr>
-      </w:pPr>
-      <w:r>
-        <w:rPr>
-          <w:lang w:val="es-AR"/>
-        </w:rPr>
-        <w:t xml:space="preserve">MIME permite enviar contenido multimedia (adjuntos, </w:t>
-      </w:r>
-      <w:proofErr w:type="spellStart"/>
-      <w:r>
-        <w:rPr>
-          <w:lang w:val="es-AR"/>
-        </w:rPr>
-        <w:t>encodings</w:t>
-      </w:r>
-      <w:proofErr w:type="spellEnd"/>
-      <w:r>
-        <w:rPr>
-          <w:lang w:val="es-AR"/>
-        </w:rPr>
-        <w:t xml:space="preserve">) encapsulándolo en </w:t>
-      </w:r>
-      <w:proofErr w:type="spellStart"/>
-      <w:r>
-        <w:rPr>
-          <w:lang w:val="es-AR"/>
-        </w:rPr>
-        <w:t>multipartes</w:t>
-      </w:r>
-      <w:proofErr w:type="spellEnd"/>
-      <w:r>
-        <w:rPr>
-          <w:lang w:val="es-AR"/>
-        </w:rPr>
-        <w:t xml:space="preserve"> dentro del cuerpo del mensaje. SMTP sigue transportando el </w:t>
-      </w:r>
-      <w:proofErr w:type="gramStart"/>
-      <w:r>
-        <w:rPr>
-          <w:lang w:val="es-AR"/>
-        </w:rPr>
-        <w:t>mensaje</w:t>
-      </w:r>
-      <w:proofErr w:type="gramEnd"/>
-      <w:r>
-        <w:rPr>
-          <w:lang w:val="es-AR"/>
-        </w:rPr>
-        <w:t xml:space="preserve"> pero MIME define cómo empacar contenido diferente de texto ASCII. </w:t>
-      </w:r>
-    </w:p>
-    <w:p>
-      <w:pPr>
-        <w:pStyle w:val="NormalWeb"/>
-        <w:ind w:left="720"/>
-        <w:rPr>
-          <w:rStyle w:val="relative"/>
-          <w:lang w:val="es-AR"/>
-        </w:rPr>
-      </w:pPr>
-      <w:r>
-        <w:rPr>
-          <w:rStyle w:val="relative"/>
+        <w:jc w:val="center"/>
+        <w:rPr>
+          <w:lang w:val="es-AR"/>
+        </w:rPr>
+      </w:pPr>
+      <w:r>
+        <w:rPr>
           <w:noProof/>
           <w:lang w:val="es-AR"/>
         </w:rPr>
+        <w:lastRenderedPageBreak/>
         <w:drawing>
-          <wp:inline distT="0" distB="0" distL="0" distR="0" wp14:anchorId="2F1C8D39" wp14:editId="45F4F81B">
-            <wp:extent cx="5459730" cy="2645894"/>
-            <wp:effectExtent l="0" t="0" r="7620" b="2540"/>
-            <wp:docPr id="33" name="Imagen 33"/>
+          <wp:inline distT="0" distB="0" distL="0" distR="0" wp14:anchorId="3E15563F" wp14:editId="70B7FE15">
+            <wp:extent cx="5120174" cy="3596217"/>
+            <wp:effectExtent l="0" t="0" r="4445" b="4445"/>
+            <wp:docPr id="32" name="Imagen 32"/>
             <wp:cNvGraphicFramePr>
               <a:graphicFrameLocks xmlns:a="http://schemas.openxmlformats.org/drawingml/2006/main" noChangeAspect="1"/>
             </wp:cNvGraphicFramePr>
@@ -8560,6 +8411,140 @@
                   <pic:spPr>
                     <a:xfrm>
                       <a:off x="0" y="0"/>
+                      <a:ext cx="5124205" cy="3599048"/>
+                    </a:xfrm>
+                    <a:prstGeom prst="rect">
+                      <a:avLst/>
+                    </a:prstGeom>
+                  </pic:spPr>
+                </pic:pic>
+              </a:graphicData>
+            </a:graphic>
+          </wp:inline>
+        </w:drawing>
+      </w:r>
+    </w:p>
+    <w:p>
+      <w:pPr>
+        <w:pStyle w:val="NormalWeb"/>
+        <w:rPr>
+          <w:lang w:val="es-AR"/>
+        </w:rPr>
+      </w:pPr>
+      <w:r>
+        <w:rPr>
+          <w:rStyle w:val="Textoennegrita"/>
+          <w:lang w:val="es-AR"/>
+        </w:rPr>
+        <w:t>MIME</w:t>
+      </w:r>
+      <w:r>
+        <w:rPr>
+          <w:rStyle w:val="Textoennegrita"/>
+          <w:lang w:val="es-AR"/>
+        </w:rPr>
+        <w:t>:</w:t>
+      </w:r>
+    </w:p>
+    <w:p>
+      <w:pPr>
+        <w:pStyle w:val="NormalWeb"/>
+        <w:numPr>
+          <w:ilvl w:val="0"/>
+          <w:numId w:val="33"/>
+        </w:numPr>
+        <w:rPr>
+          <w:lang w:val="es-AR"/>
+        </w:rPr>
+      </w:pPr>
+      <w:r>
+        <w:rPr>
+          <w:lang w:val="es-AR"/>
+        </w:rPr>
+        <w:t xml:space="preserve">MIME permite enviar contenido multimedia (adjuntos, </w:t>
+      </w:r>
+      <w:proofErr w:type="spellStart"/>
+      <w:r>
+        <w:rPr>
+          <w:lang w:val="es-AR"/>
+        </w:rPr>
+        <w:t>encodings</w:t>
+      </w:r>
+      <w:proofErr w:type="spellEnd"/>
+      <w:r>
+        <w:rPr>
+          <w:lang w:val="es-AR"/>
+        </w:rPr>
+        <w:t xml:space="preserve">) encapsulándolo en </w:t>
+      </w:r>
+      <w:proofErr w:type="spellStart"/>
+      <w:r>
+        <w:rPr>
+          <w:lang w:val="es-AR"/>
+        </w:rPr>
+        <w:t>multipartes</w:t>
+      </w:r>
+      <w:proofErr w:type="spellEnd"/>
+      <w:r>
+        <w:rPr>
+          <w:lang w:val="es-AR"/>
+        </w:rPr>
+        <w:t xml:space="preserve"> dentro del cuerpo del mensaje. SMTP sigue transportando el </w:t>
+      </w:r>
+      <w:proofErr w:type="gramStart"/>
+      <w:r>
+        <w:rPr>
+          <w:lang w:val="es-AR"/>
+        </w:rPr>
+        <w:t>mensaje</w:t>
+      </w:r>
+      <w:proofErr w:type="gramEnd"/>
+      <w:r>
+        <w:rPr>
+          <w:lang w:val="es-AR"/>
+        </w:rPr>
+        <w:t xml:space="preserve"> pero MIME define cómo empacar contenido diferente de texto ASCII. </w:t>
+      </w:r>
+    </w:p>
+    <w:p>
+      <w:pPr>
+        <w:pStyle w:val="NormalWeb"/>
+        <w:ind w:left="720"/>
+        <w:rPr>
+          <w:rStyle w:val="relative"/>
+          <w:lang w:val="es-AR"/>
+        </w:rPr>
+      </w:pPr>
+      <w:r>
+        <w:rPr>
+          <w:rStyle w:val="relative"/>
+          <w:noProof/>
+          <w:lang w:val="es-AR"/>
+        </w:rPr>
+        <w:drawing>
+          <wp:inline distT="0" distB="0" distL="0" distR="0" wp14:anchorId="2F1C8D39" wp14:editId="45F4F81B">
+            <wp:extent cx="5459730" cy="2645894"/>
+            <wp:effectExtent l="0" t="0" r="7620" b="2540"/>
+            <wp:docPr id="33" name="Imagen 33"/>
+            <wp:cNvGraphicFramePr>
+              <a:graphicFrameLocks xmlns:a="http://schemas.openxmlformats.org/drawingml/2006/main" noChangeAspect="1"/>
+            </wp:cNvGraphicFramePr>
+            <a:graphic xmlns:a="http://schemas.openxmlformats.org/drawingml/2006/main">
+              <a:graphicData uri="http://schemas.openxmlformats.org/drawingml/2006/picture">
+                <pic:pic xmlns:pic="http://schemas.openxmlformats.org/drawingml/2006/picture">
+                  <pic:nvPicPr>
+                    <pic:cNvPr id="1" name=""/>
+                    <pic:cNvPicPr/>
+                  </pic:nvPicPr>
+                  <pic:blipFill>
+                    <a:blip r:embed="rId15"/>
+                    <a:stretch>
+                      <a:fillRect/>
+                    </a:stretch>
+                  </pic:blipFill>
+                  <pic:spPr>
+                    <a:xfrm>
+                      <a:off x="0" y="0"/>
                       <a:ext cx="5478362" cy="2654924"/>
                     </a:xfrm>
                     <a:prstGeom prst="rect">
@@ -8765,7 +8750,7 @@
                     <pic:cNvPicPr/>
                   </pic:nvPicPr>
                   <pic:blipFill>
-                    <a:blip r:embed="rId15"/>
+                    <a:blip r:embed="rId16"/>
                     <a:stretch>
                       <a:fillRect/>
                     </a:stretch>
@@ -10967,7 +10952,7 @@
                     </pic:cNvPicPr>
                   </pic:nvPicPr>
                   <pic:blipFill>
-                    <a:blip r:embed="rId16" cstate="print">
+                    <a:blip r:embed="rId17" cstate="print">
                       <a:extLst>
                         <a:ext uri="{28A0092B-C50C-407E-A947-70E740481C1C}">
                           <a14:useLocalDpi xmlns:a14="http://schemas.microsoft.com/office/drawing/2010/main" val="0"/>
@@ -11640,7 +11625,7 @@
               </w:rPr>
               <w:t xml:space="preserve">Ejemplo (en </w:t>
             </w:r>
-            <w:hyperlink r:id="rId17" w:history="1">
+            <w:hyperlink r:id="rId18" w:history="1">
               <w:r>
                 <w:rPr>
                   <w:rStyle w:val="Hipervnculo"/>
@@ -11750,7 +11735,7 @@
             <w:hideMark/>
           </w:tcPr>
           <w:p>
-            <w:hyperlink r:id="rId18" w:history="1">
+            <w:hyperlink r:id="rId19" w:history="1">
               <w:r>
                 <w:rPr>
                   <w:rStyle w:val="Hipervnculo"/>
@@ -16145,6 +16130,7 @@
       </w:pPr>
       <w:r>
         <w:rPr>
+          <w:noProof/>
           <w:lang w:val="es-AR"/>
         </w:rPr>
         <w:drawing>
@@ -16163,7 +16149,7 @@
                     <pic:cNvPicPr/>
                   </pic:nvPicPr>
                   <pic:blipFill>
-                    <a:blip r:embed="rId19"/>
+                    <a:blip r:embed="rId20"/>
                     <a:stretch>
                       <a:fillRect/>
                     </a:stretch>
@@ -16567,7 +16553,7 @@
     <w:p>
       <w:pPr>
         <w:rPr>
-          <w:lang w:val="en-US"/>
+          <w:lang w:val="es-AR"/>
         </w:rPr>
       </w:pPr>
     </w:p>
@@ -17322,7 +17308,7 @@
                     </pic:cNvPicPr>
                   </pic:nvPicPr>
                   <pic:blipFill>
-                    <a:blip r:embed="rId20" cstate="print">
+                    <a:blip r:embed="rId21" cstate="print">
                       <a:extLst>
                         <a:ext uri="{28A0092B-C50C-407E-A947-70E740481C1C}">
                           <a14:useLocalDpi xmlns:a14="http://schemas.microsoft.com/office/drawing/2010/main" val="0"/>
@@ -19076,6 +19062,7 @@
       </w:pPr>
       <w:r>
         <w:rPr>
+          <w:noProof/>
           <w:sz w:val="24"/>
         </w:rPr>
         <w:drawing>
@@ -19083,58 +19070,6 @@
             <wp:extent cx="4606172" cy="2120265"/>
             <wp:effectExtent l="0" t="0" r="4445" b="0"/>
             <wp:docPr id="38" name="Imagen 38"/>
-            <wp:cNvGraphicFramePr>
-              <a:graphicFrameLocks xmlns:a="http://schemas.openxmlformats.org/drawingml/2006/main" noChangeAspect="1"/>
-            </wp:cNvGraphicFramePr>
-            <a:graphic xmlns:a="http://schemas.openxmlformats.org/drawingml/2006/main">
-              <a:graphicData uri="http://schemas.openxmlformats.org/drawingml/2006/picture">
-                <pic:pic xmlns:pic="http://schemas.openxmlformats.org/drawingml/2006/picture">
-                  <pic:nvPicPr>
-                    <pic:cNvPr id="1" name=""/>
-                    <pic:cNvPicPr/>
-                  </pic:nvPicPr>
-                  <pic:blipFill>
-                    <a:blip r:embed="rId21"/>
-                    <a:stretch>
-                      <a:fillRect/>
-                    </a:stretch>
-                  </pic:blipFill>
-                  <pic:spPr>
-                    <a:xfrm>
-                      <a:off x="0" y="0"/>
-                      <a:ext cx="4613924" cy="2123833"/>
-                    </a:xfrm>
-                    <a:prstGeom prst="rect">
-                      <a:avLst/>
-                    </a:prstGeom>
-                  </pic:spPr>
-                </pic:pic>
-              </a:graphicData>
-            </a:graphic>
-          </wp:inline>
-        </w:drawing>
-      </w:r>
-    </w:p>
-    <w:p>
-      <w:pPr>
-        <w:tabs>
-          <w:tab w:val="left" w:pos="909"/>
-        </w:tabs>
-        <w:ind w:left="909" w:right="370"/>
-        <w:jc w:val="center"/>
-        <w:rPr>
-          <w:sz w:val="24"/>
-        </w:rPr>
-      </w:pPr>
-      <w:r>
-        <w:rPr>
-          <w:sz w:val="24"/>
-        </w:rPr>
-        <w:drawing>
-          <wp:inline distT="0" distB="0" distL="0" distR="0" wp14:anchorId="6AD7464E" wp14:editId="3C1BC1C9">
-            <wp:extent cx="4597400" cy="1927368"/>
-            <wp:effectExtent l="0" t="0" r="0" b="0"/>
-            <wp:docPr id="39" name="Imagen 39"/>
             <wp:cNvGraphicFramePr>
               <a:graphicFrameLocks xmlns:a="http://schemas.openxmlformats.org/drawingml/2006/main" noChangeAspect="1"/>
             </wp:cNvGraphicFramePr>
@@ -19154,7 +19089,7 @@
                   <pic:spPr>
                     <a:xfrm>
                       <a:off x="0" y="0"/>
-                      <a:ext cx="4657813" cy="1952695"/>
+                      <a:ext cx="4613924" cy="2123833"/>
                     </a:xfrm>
                     <a:prstGeom prst="rect">
                       <a:avLst/>
@@ -19178,180 +19113,16 @@
           <w:sz w:val="24"/>
         </w:rPr>
       </w:pPr>
-    </w:p>
-    <w:p>
-      <w:pPr>
-        <w:tabs>
-          <w:tab w:val="left" w:pos="909"/>
-        </w:tabs>
-        <w:ind w:left="909" w:right="370"/>
-        <w:rPr>
-          <w:sz w:val="24"/>
-        </w:rPr>
-      </w:pPr>
-    </w:p>
-    <w:p>
-      <w:pPr>
-        <w:tabs>
-          <w:tab w:val="left" w:pos="909"/>
-        </w:tabs>
-        <w:ind w:left="909" w:right="370"/>
-        <w:jc w:val="both"/>
-        <w:rPr>
-          <w:sz w:val="24"/>
-        </w:rPr>
-      </w:pPr>
-      <w:r>
-        <w:rPr>
-          <w:sz w:val="24"/>
-        </w:rPr>
-        <w:t xml:space="preserve">Cuando uno o más servidores DHCP reciben el mensaje </w:t>
-      </w:r>
-      <w:proofErr w:type="spellStart"/>
-      <w:r>
-        <w:rPr>
-          <w:sz w:val="24"/>
-        </w:rPr>
-        <w:t>Discover</w:t>
-      </w:r>
-      <w:proofErr w:type="spellEnd"/>
-      <w:r>
-        <w:rPr>
-          <w:sz w:val="24"/>
-        </w:rPr>
-        <w:t xml:space="preserve">, responden mediante un paquete DHCP </w:t>
-      </w:r>
-      <w:proofErr w:type="spellStart"/>
-      <w:r>
-        <w:rPr>
-          <w:sz w:val="24"/>
-        </w:rPr>
-        <w:t>Offer</w:t>
-      </w:r>
-      <w:proofErr w:type="spellEnd"/>
-      <w:r>
-        <w:rPr>
-          <w:sz w:val="24"/>
-        </w:rPr>
-        <w:t xml:space="preserve">, ofreciendo una dirección IP disponible. Este paquete también se transmite mediante UDP (puerto origen 67, destino 68) y puede ser enviado como broadcast o </w:t>
-      </w:r>
-      <w:proofErr w:type="spellStart"/>
-      <w:r>
-        <w:rPr>
-          <w:sz w:val="24"/>
-        </w:rPr>
-        <w:t>unicast</w:t>
-      </w:r>
-      <w:proofErr w:type="spellEnd"/>
-      <w:r>
-        <w:rPr>
-          <w:sz w:val="24"/>
-        </w:rPr>
-        <w:t>, dependiendo de la configuración del servidor. En la cabecera DHCP se incluyen datos importantes como la dirección IP ofrecida al cliente, la dirección MAC del cliente, la dirección IP del servidor DHCP que realiza la oferta y diversos parámetros de configuración de red. Entre ellos se encuentran la máscara de subred, la puerta de enlace predeterminada, las direcciones de los servidores DNS, el tiempo de arrendamiento de la dirección IP (</w:t>
-      </w:r>
-      <w:proofErr w:type="spellStart"/>
-      <w:r>
-        <w:rPr>
-          <w:sz w:val="24"/>
-        </w:rPr>
-        <w:t>Lease</w:t>
-      </w:r>
-      <w:proofErr w:type="spellEnd"/>
-      <w:r>
-        <w:rPr>
-          <w:sz w:val="24"/>
-        </w:rPr>
-        <w:t xml:space="preserve"> Time), y dos valores de control: el </w:t>
-      </w:r>
-      <w:proofErr w:type="spellStart"/>
-      <w:r>
-        <w:rPr>
-          <w:sz w:val="24"/>
-        </w:rPr>
-        <w:t>Renewal</w:t>
-      </w:r>
-      <w:proofErr w:type="spellEnd"/>
-      <w:r>
-        <w:rPr>
-          <w:sz w:val="24"/>
-        </w:rPr>
-        <w:t xml:space="preserve"> Time </w:t>
-      </w:r>
-      <w:proofErr w:type="spellStart"/>
-      <w:r>
-        <w:rPr>
-          <w:sz w:val="24"/>
-        </w:rPr>
-        <w:t>Value</w:t>
-      </w:r>
-      <w:proofErr w:type="spellEnd"/>
-      <w:r>
-        <w:rPr>
-          <w:sz w:val="24"/>
-        </w:rPr>
-        <w:t xml:space="preserve"> (T1), que indica el tiempo tras el cual el cliente debe intentar renovar la dirección con el mismo servidor, y el </w:t>
-      </w:r>
-      <w:proofErr w:type="spellStart"/>
-      <w:r>
-        <w:rPr>
-          <w:sz w:val="24"/>
-        </w:rPr>
-        <w:t>Rebinding</w:t>
-      </w:r>
-      <w:proofErr w:type="spellEnd"/>
-      <w:r>
-        <w:rPr>
-          <w:sz w:val="24"/>
-        </w:rPr>
-        <w:t xml:space="preserve"> Time </w:t>
-      </w:r>
-      <w:proofErr w:type="spellStart"/>
-      <w:r>
-        <w:rPr>
-          <w:sz w:val="24"/>
-        </w:rPr>
-        <w:t>Value</w:t>
-      </w:r>
-      <w:proofErr w:type="spellEnd"/>
-      <w:r>
-        <w:rPr>
-          <w:sz w:val="24"/>
-        </w:rPr>
-        <w:t xml:space="preserve"> (T2), que define el tiempo a partir del cual, si no se obtuvo respuesta, el cliente puede intentar renovar con cualquier servidor DHCP de la red.</w:t>
-      </w:r>
-    </w:p>
-    <w:p>
-      <w:pPr>
-        <w:tabs>
-          <w:tab w:val="left" w:pos="909"/>
-        </w:tabs>
-        <w:ind w:left="909" w:right="370"/>
-        <w:jc w:val="both"/>
-        <w:rPr>
-          <w:sz w:val="24"/>
-        </w:rPr>
-      </w:pPr>
-    </w:p>
-    <w:p>
-      <w:pPr>
-        <w:tabs>
-          <w:tab w:val="left" w:pos="909"/>
-        </w:tabs>
-        <w:ind w:left="909" w:right="370"/>
-        <w:jc w:val="center"/>
-        <w:rPr>
-          <w:sz w:val="24"/>
-        </w:rPr>
-      </w:pPr>
-      <w:r>
-        <w:rPr>
+      <w:r>
+        <w:rPr>
+          <w:noProof/>
           <w:sz w:val="24"/>
         </w:rPr>
         <w:drawing>
-          <wp:inline distT="0" distB="0" distL="0" distR="0" wp14:anchorId="50D277B6" wp14:editId="09EF8B7F">
-            <wp:extent cx="4063855" cy="1860550"/>
-            <wp:effectExtent l="0" t="0" r="0" b="6350"/>
-            <wp:docPr id="40" name="Imagen 40"/>
+          <wp:inline distT="0" distB="0" distL="0" distR="0" wp14:anchorId="6AD7464E" wp14:editId="3C1BC1C9">
+            <wp:extent cx="4597400" cy="1927368"/>
+            <wp:effectExtent l="0" t="0" r="0" b="0"/>
+            <wp:docPr id="39" name="Imagen 39"/>
             <wp:cNvGraphicFramePr>
               <a:graphicFrameLocks xmlns:a="http://schemas.openxmlformats.org/drawingml/2006/main" noChangeAspect="1"/>
             </wp:cNvGraphicFramePr>
@@ -19371,7 +19142,7 @@
                   <pic:spPr>
                     <a:xfrm>
                       <a:off x="0" y="0"/>
-                      <a:ext cx="4082005" cy="1868860"/>
+                      <a:ext cx="4657813" cy="1952695"/>
                     </a:xfrm>
                     <a:prstGeom prst="rect">
                       <a:avLst/>
@@ -19395,15 +19166,181 @@
           <w:sz w:val="24"/>
         </w:rPr>
       </w:pPr>
-      <w:r>
-        <w:rPr>
+    </w:p>
+    <w:p>
+      <w:pPr>
+        <w:tabs>
+          <w:tab w:val="left" w:pos="909"/>
+        </w:tabs>
+        <w:ind w:left="909" w:right="370"/>
+        <w:rPr>
+          <w:sz w:val="24"/>
+        </w:rPr>
+      </w:pPr>
+    </w:p>
+    <w:p>
+      <w:pPr>
+        <w:tabs>
+          <w:tab w:val="left" w:pos="909"/>
+        </w:tabs>
+        <w:ind w:left="909" w:right="370"/>
+        <w:jc w:val="both"/>
+        <w:rPr>
+          <w:sz w:val="24"/>
+        </w:rPr>
+      </w:pPr>
+      <w:r>
+        <w:rPr>
+          <w:sz w:val="24"/>
+        </w:rPr>
+        <w:t xml:space="preserve">Cuando uno o más servidores DHCP reciben el mensaje </w:t>
+      </w:r>
+      <w:proofErr w:type="spellStart"/>
+      <w:r>
+        <w:rPr>
+          <w:sz w:val="24"/>
+        </w:rPr>
+        <w:t>Discover</w:t>
+      </w:r>
+      <w:proofErr w:type="spellEnd"/>
+      <w:r>
+        <w:rPr>
+          <w:sz w:val="24"/>
+        </w:rPr>
+        <w:t xml:space="preserve">, responden mediante un paquete DHCP </w:t>
+      </w:r>
+      <w:proofErr w:type="spellStart"/>
+      <w:r>
+        <w:rPr>
+          <w:sz w:val="24"/>
+        </w:rPr>
+        <w:t>Offer</w:t>
+      </w:r>
+      <w:proofErr w:type="spellEnd"/>
+      <w:r>
+        <w:rPr>
+          <w:sz w:val="24"/>
+        </w:rPr>
+        <w:t xml:space="preserve">, ofreciendo una dirección IP disponible. Este paquete también se transmite mediante UDP (puerto origen 67, destino 68) y puede ser enviado como broadcast o </w:t>
+      </w:r>
+      <w:proofErr w:type="spellStart"/>
+      <w:r>
+        <w:rPr>
+          <w:sz w:val="24"/>
+        </w:rPr>
+        <w:t>unicast</w:t>
+      </w:r>
+      <w:proofErr w:type="spellEnd"/>
+      <w:r>
+        <w:rPr>
+          <w:sz w:val="24"/>
+        </w:rPr>
+        <w:t>, dependiendo de la configuración del servidor. En la cabecera DHCP se incluyen datos importantes como la dirección IP ofrecida al cliente, la dirección MAC del cliente, la dirección IP del servidor DHCP que realiza la oferta y diversos parámetros de configuración de red. Entre ellos se encuentran la máscara de subred, la puerta de enlace predeterminada, las direcciones de los servidores DNS, el tiempo de arrendamiento de la dirección IP (</w:t>
+      </w:r>
+      <w:proofErr w:type="spellStart"/>
+      <w:r>
+        <w:rPr>
+          <w:sz w:val="24"/>
+        </w:rPr>
+        <w:t>Lease</w:t>
+      </w:r>
+      <w:proofErr w:type="spellEnd"/>
+      <w:r>
+        <w:rPr>
+          <w:sz w:val="24"/>
+        </w:rPr>
+        <w:t xml:space="preserve"> Time), y dos valores de control: el </w:t>
+      </w:r>
+      <w:proofErr w:type="spellStart"/>
+      <w:r>
+        <w:rPr>
+          <w:sz w:val="24"/>
+        </w:rPr>
+        <w:t>Renewal</w:t>
+      </w:r>
+      <w:proofErr w:type="spellEnd"/>
+      <w:r>
+        <w:rPr>
+          <w:sz w:val="24"/>
+        </w:rPr>
+        <w:t xml:space="preserve"> Time </w:t>
+      </w:r>
+      <w:proofErr w:type="spellStart"/>
+      <w:r>
+        <w:rPr>
+          <w:sz w:val="24"/>
+        </w:rPr>
+        <w:t>Value</w:t>
+      </w:r>
+      <w:proofErr w:type="spellEnd"/>
+      <w:r>
+        <w:rPr>
+          <w:sz w:val="24"/>
+        </w:rPr>
+        <w:t xml:space="preserve"> (T1), que indica el tiempo tras el cual el cliente debe intentar renovar la dirección con el mismo servidor, y el </w:t>
+      </w:r>
+      <w:proofErr w:type="spellStart"/>
+      <w:r>
+        <w:rPr>
+          <w:sz w:val="24"/>
+        </w:rPr>
+        <w:t>Rebinding</w:t>
+      </w:r>
+      <w:proofErr w:type="spellEnd"/>
+      <w:r>
+        <w:rPr>
+          <w:sz w:val="24"/>
+        </w:rPr>
+        <w:t xml:space="preserve"> Time </w:t>
+      </w:r>
+      <w:proofErr w:type="spellStart"/>
+      <w:r>
+        <w:rPr>
+          <w:sz w:val="24"/>
+        </w:rPr>
+        <w:t>Value</w:t>
+      </w:r>
+      <w:proofErr w:type="spellEnd"/>
+      <w:r>
+        <w:rPr>
+          <w:sz w:val="24"/>
+        </w:rPr>
+        <w:t xml:space="preserve"> (T2), que define el tiempo a partir del cual, si no se obtuvo respuesta, el cliente puede intentar renovar con cualquier servidor DHCP de la red.</w:t>
+      </w:r>
+    </w:p>
+    <w:p>
+      <w:pPr>
+        <w:tabs>
+          <w:tab w:val="left" w:pos="909"/>
+        </w:tabs>
+        <w:ind w:left="909" w:right="370"/>
+        <w:jc w:val="both"/>
+        <w:rPr>
+          <w:sz w:val="24"/>
+        </w:rPr>
+      </w:pPr>
+    </w:p>
+    <w:p>
+      <w:pPr>
+        <w:tabs>
+          <w:tab w:val="left" w:pos="909"/>
+        </w:tabs>
+        <w:ind w:left="909" w:right="370"/>
+        <w:jc w:val="center"/>
+        <w:rPr>
+          <w:sz w:val="24"/>
+        </w:rPr>
+      </w:pPr>
+      <w:r>
+        <w:rPr>
+          <w:noProof/>
           <w:sz w:val="24"/>
         </w:rPr>
         <w:drawing>
-          <wp:inline distT="0" distB="0" distL="0" distR="0" wp14:anchorId="428156BA" wp14:editId="3C5F5154">
-            <wp:extent cx="4123288" cy="1909445"/>
-            <wp:effectExtent l="0" t="0" r="0" b="0"/>
-            <wp:docPr id="41" name="Imagen 41"/>
+          <wp:inline distT="0" distB="0" distL="0" distR="0" wp14:anchorId="50D277B6" wp14:editId="09EF8B7F">
+            <wp:extent cx="4063855" cy="1860550"/>
+            <wp:effectExtent l="0" t="0" r="0" b="6350"/>
+            <wp:docPr id="40" name="Imagen 40"/>
             <wp:cNvGraphicFramePr>
               <a:graphicFrameLocks xmlns:a="http://schemas.openxmlformats.org/drawingml/2006/main" noChangeAspect="1"/>
             </wp:cNvGraphicFramePr>
@@ -19423,7 +19360,7 @@
                   <pic:spPr>
                     <a:xfrm>
                       <a:off x="0" y="0"/>
-                      <a:ext cx="4132972" cy="1913929"/>
+                      <a:ext cx="4082005" cy="1868860"/>
                     </a:xfrm>
                     <a:prstGeom prst="rect">
                       <a:avLst/>
@@ -19442,97 +19379,6 @@
           <w:tab w:val="left" w:pos="909"/>
         </w:tabs>
         <w:ind w:left="909" w:right="370"/>
-        <w:jc w:val="both"/>
-        <w:rPr>
-          <w:sz w:val="24"/>
-        </w:rPr>
-      </w:pPr>
-    </w:p>
-    <w:p>
-      <w:pPr>
-        <w:tabs>
-          <w:tab w:val="left" w:pos="909"/>
-        </w:tabs>
-        <w:ind w:left="909" w:right="370"/>
-        <w:jc w:val="both"/>
-        <w:rPr>
-          <w:sz w:val="24"/>
-        </w:rPr>
-      </w:pPr>
-      <w:r>
-        <w:rPr>
-          <w:sz w:val="24"/>
-        </w:rPr>
-        <w:t xml:space="preserve">Una vez recibidas las ofertas, el cliente selecciona una (generalmente la primera que llega) y envía un paquete DHCP </w:t>
-      </w:r>
-      <w:proofErr w:type="spellStart"/>
-      <w:r>
-        <w:rPr>
-          <w:sz w:val="24"/>
-        </w:rPr>
-        <w:t>Request</w:t>
-      </w:r>
-      <w:proofErr w:type="spellEnd"/>
-      <w:r>
-        <w:rPr>
-          <w:sz w:val="24"/>
-        </w:rPr>
-        <w:t xml:space="preserve"> para aceptar formalmente la propuesta elegida. Este mensaje también se transmite como broadcast, con dirección IP de origen 0.0.0.0, ya que el cliente todavía no posee una dirección válida. En la cabecera DHCP se incluyen la dirección MAC del cliente, la dirección IP ofrecida, la dirección del servidor DHCP que realizó la oferta, y el campo “</w:t>
-      </w:r>
-      <w:proofErr w:type="spellStart"/>
-      <w:r>
-        <w:rPr>
-          <w:sz w:val="24"/>
-        </w:rPr>
-        <w:t>Requested</w:t>
-      </w:r>
-      <w:proofErr w:type="spellEnd"/>
-      <w:r>
-        <w:rPr>
-          <w:sz w:val="24"/>
-        </w:rPr>
-        <w:t xml:space="preserve"> IP </w:t>
-      </w:r>
-      <w:proofErr w:type="spellStart"/>
-      <w:r>
-        <w:rPr>
-          <w:sz w:val="24"/>
-        </w:rPr>
-        <w:t>Address</w:t>
-      </w:r>
-      <w:proofErr w:type="spellEnd"/>
-      <w:r>
-        <w:rPr>
-          <w:sz w:val="24"/>
-        </w:rPr>
-        <w:t>”, donde el cliente especifica la dirección que desea utilizar. Este mensaje también cumple la función de notificar a los demás servidores DHCP que sus ofertas no fueron aceptadas, de modo que liberen las direcciones que habían reservado provisionalmente</w:t>
-      </w:r>
-      <w:r>
-        <w:rPr>
-          <w:sz w:val="24"/>
-        </w:rPr>
-        <w:t>.</w:t>
-      </w:r>
-    </w:p>
-    <w:p>
-      <w:pPr>
-        <w:tabs>
-          <w:tab w:val="left" w:pos="909"/>
-        </w:tabs>
-        <w:ind w:left="909" w:right="370"/>
-        <w:jc w:val="both"/>
-        <w:rPr>
-          <w:sz w:val="24"/>
-        </w:rPr>
-      </w:pPr>
-    </w:p>
-    <w:p>
-      <w:pPr>
-        <w:pStyle w:val="Prrafodelista"/>
-        <w:tabs>
-          <w:tab w:val="left" w:pos="909"/>
-        </w:tabs>
-        <w:ind w:left="909" w:firstLine="0"/>
         <w:jc w:val="center"/>
         <w:rPr>
           <w:sz w:val="24"/>
@@ -19540,14 +19386,14 @@
       </w:pPr>
       <w:r>
         <w:rPr>
-          <w:sz w:val="24"/>
-        </w:rPr>
-        <w:lastRenderedPageBreak/>
+          <w:noProof/>
+          <w:sz w:val="24"/>
+        </w:rPr>
         <w:drawing>
-          <wp:inline distT="0" distB="0" distL="0" distR="0" wp14:anchorId="78DB7A2D" wp14:editId="4224577D">
-            <wp:extent cx="4767417" cy="2207260"/>
-            <wp:effectExtent l="0" t="0" r="0" b="2540"/>
-            <wp:docPr id="42" name="Imagen 42"/>
+          <wp:inline distT="0" distB="0" distL="0" distR="0" wp14:anchorId="428156BA" wp14:editId="3C5F5154">
+            <wp:extent cx="4123288" cy="1909445"/>
+            <wp:effectExtent l="0" t="0" r="0" b="0"/>
+            <wp:docPr id="41" name="Imagen 41"/>
             <wp:cNvGraphicFramePr>
               <a:graphicFrameLocks xmlns:a="http://schemas.openxmlformats.org/drawingml/2006/main" noChangeAspect="1"/>
             </wp:cNvGraphicFramePr>
@@ -19567,7 +19413,7 @@
                   <pic:spPr>
                     <a:xfrm>
                       <a:off x="0" y="0"/>
-                      <a:ext cx="4770778" cy="2208816"/>
+                      <a:ext cx="4132972" cy="1913929"/>
                     </a:xfrm>
                     <a:prstGeom prst="rect">
                       <a:avLst/>
@@ -19582,6 +19428,96 @@
     </w:p>
     <w:p>
       <w:pPr>
+        <w:tabs>
+          <w:tab w:val="left" w:pos="909"/>
+        </w:tabs>
+        <w:ind w:left="909" w:right="370"/>
+        <w:jc w:val="both"/>
+        <w:rPr>
+          <w:sz w:val="24"/>
+        </w:rPr>
+      </w:pPr>
+    </w:p>
+    <w:p>
+      <w:pPr>
+        <w:tabs>
+          <w:tab w:val="left" w:pos="909"/>
+        </w:tabs>
+        <w:ind w:left="909" w:right="370"/>
+        <w:jc w:val="both"/>
+        <w:rPr>
+          <w:sz w:val="24"/>
+        </w:rPr>
+      </w:pPr>
+      <w:r>
+        <w:rPr>
+          <w:sz w:val="24"/>
+        </w:rPr>
+        <w:t xml:space="preserve">Una vez recibidas las ofertas, el cliente selecciona una (generalmente la primera que llega) y envía un paquete DHCP </w:t>
+      </w:r>
+      <w:proofErr w:type="spellStart"/>
+      <w:r>
+        <w:rPr>
+          <w:sz w:val="24"/>
+        </w:rPr>
+        <w:t>Request</w:t>
+      </w:r>
+      <w:proofErr w:type="spellEnd"/>
+      <w:r>
+        <w:rPr>
+          <w:sz w:val="24"/>
+        </w:rPr>
+        <w:t xml:space="preserve"> para aceptar formalmente la propuesta elegida. Este mensaje también se transmite como broadcast, con dirección IP de origen 0.0.0.0, ya que el cliente todavía no posee una dirección válida. En la cabecera DHCP se incluyen la dirección MAC del cliente, la dirección IP ofrecida, la dirección del servidor DHCP que realizó la oferta, y el campo “</w:t>
+      </w:r>
+      <w:proofErr w:type="spellStart"/>
+      <w:r>
+        <w:rPr>
+          <w:sz w:val="24"/>
+        </w:rPr>
+        <w:t>Requested</w:t>
+      </w:r>
+      <w:proofErr w:type="spellEnd"/>
+      <w:r>
+        <w:rPr>
+          <w:sz w:val="24"/>
+        </w:rPr>
+        <w:t xml:space="preserve"> IP </w:t>
+      </w:r>
+      <w:proofErr w:type="spellStart"/>
+      <w:r>
+        <w:rPr>
+          <w:sz w:val="24"/>
+        </w:rPr>
+        <w:t>Address</w:t>
+      </w:r>
+      <w:proofErr w:type="spellEnd"/>
+      <w:r>
+        <w:rPr>
+          <w:sz w:val="24"/>
+        </w:rPr>
+        <w:t>”, donde el cliente especifica la dirección que desea utilizar. Este mensaje también cumple la función de notificar a los demás servidores DHCP que sus ofertas no fueron aceptadas, de modo que liberen las direcciones que habían reservado provisionalmente</w:t>
+      </w:r>
+      <w:r>
+        <w:rPr>
+          <w:sz w:val="24"/>
+        </w:rPr>
+        <w:t>.</w:t>
+      </w:r>
+    </w:p>
+    <w:p>
+      <w:pPr>
+        <w:tabs>
+          <w:tab w:val="left" w:pos="909"/>
+        </w:tabs>
+        <w:ind w:left="909" w:right="370"/>
+        <w:jc w:val="both"/>
+        <w:rPr>
+          <w:sz w:val="24"/>
+        </w:rPr>
+      </w:pPr>
+    </w:p>
+    <w:p>
+      <w:pPr>
         <w:pStyle w:val="Prrafodelista"/>
         <w:tabs>
           <w:tab w:val="left" w:pos="909"/>
@@ -19594,13 +19530,15 @@
       </w:pPr>
       <w:r>
         <w:rPr>
-          <w:sz w:val="24"/>
-        </w:rPr>
+          <w:noProof/>
+          <w:sz w:val="24"/>
+        </w:rPr>
+        <w:lastRenderedPageBreak/>
         <w:drawing>
-          <wp:inline distT="0" distB="0" distL="0" distR="0" wp14:anchorId="5C592106" wp14:editId="4CE9A9A6">
-            <wp:extent cx="4751865" cy="2289175"/>
-            <wp:effectExtent l="0" t="0" r="0" b="0"/>
-            <wp:docPr id="43" name="Imagen 43"/>
+          <wp:inline distT="0" distB="0" distL="0" distR="0" wp14:anchorId="78DB7A2D" wp14:editId="4224577D">
+            <wp:extent cx="4767417" cy="2207260"/>
+            <wp:effectExtent l="0" t="0" r="0" b="2540"/>
+            <wp:docPr id="42" name="Imagen 42"/>
             <wp:cNvGraphicFramePr>
               <a:graphicFrameLocks xmlns:a="http://schemas.openxmlformats.org/drawingml/2006/main" noChangeAspect="1"/>
             </wp:cNvGraphicFramePr>
@@ -19620,7 +19558,7 @@
                   <pic:spPr>
                     <a:xfrm>
                       <a:off x="0" y="0"/>
-                      <a:ext cx="4762225" cy="2294166"/>
+                      <a:ext cx="4770778" cy="2208816"/>
                     </a:xfrm>
                     <a:prstGeom prst="rect">
                       <a:avLst/>
@@ -19640,78 +19578,6 @@
           <w:tab w:val="left" w:pos="909"/>
         </w:tabs>
         <w:ind w:left="909" w:firstLine="0"/>
-        <w:jc w:val="both"/>
-        <w:rPr>
-          <w:sz w:val="24"/>
-        </w:rPr>
-      </w:pPr>
-      <w:r>
-        <w:rPr>
-          <w:sz w:val="24"/>
-        </w:rPr>
-        <w:t>En respuesta, el servidor que fue elegido envía un paquete DHCP ACK (</w:t>
-      </w:r>
-      <w:proofErr w:type="spellStart"/>
-      <w:r>
-        <w:rPr>
-          <w:sz w:val="24"/>
-        </w:rPr>
-        <w:t>Acknowledgment</w:t>
-      </w:r>
-      <w:proofErr w:type="spellEnd"/>
-      <w:r>
-        <w:rPr>
-          <w:sz w:val="24"/>
-        </w:rPr>
-        <w:t xml:space="preserve">) para confirmar la asignación. Este mensaje puede transmitirse en broadcast o </w:t>
-      </w:r>
-      <w:proofErr w:type="spellStart"/>
-      <w:r>
-        <w:rPr>
-          <w:sz w:val="24"/>
-        </w:rPr>
-        <w:t>unicast</w:t>
-      </w:r>
-      <w:proofErr w:type="spellEnd"/>
-      <w:r>
-        <w:rPr>
-          <w:sz w:val="24"/>
-        </w:rPr>
-        <w:t xml:space="preserve"> y contiene toda la información necesaria para que el cliente configure su red. En la cabecera se incluyen la dirección IP asignada, la dirección MAC del cliente, la dirección IP del servidor, la máscara de subred, la puerta de enlace predeterminada, los servidores DNS, y los valores de </w:t>
-      </w:r>
-      <w:proofErr w:type="spellStart"/>
-      <w:r>
-        <w:rPr>
-          <w:sz w:val="24"/>
-        </w:rPr>
-        <w:t>Lease</w:t>
-      </w:r>
-      <w:proofErr w:type="spellEnd"/>
-      <w:r>
-        <w:rPr>
-          <w:sz w:val="24"/>
-        </w:rPr>
-        <w:t xml:space="preserve"> Time, T1 y T2. Una vez recibido este mensaje, el cliente aplica la configuración de red y puede comenzar a comunicarse normalmente dentro de la red.</w:t>
-      </w:r>
-    </w:p>
-    <w:p>
-      <w:pPr>
-        <w:tabs>
-          <w:tab w:val="left" w:pos="909"/>
-        </w:tabs>
-        <w:jc w:val="both"/>
-        <w:rPr>
-          <w:sz w:val="24"/>
-        </w:rPr>
-      </w:pPr>
-    </w:p>
-    <w:p>
-      <w:pPr>
-        <w:pStyle w:val="Prrafodelista"/>
-        <w:tabs>
-          <w:tab w:val="left" w:pos="909"/>
-        </w:tabs>
-        <w:ind w:left="909" w:firstLine="0"/>
         <w:jc w:val="center"/>
         <w:rPr>
           <w:sz w:val="24"/>
@@ -19719,13 +19585,14 @@
       </w:pPr>
       <w:r>
         <w:rPr>
+          <w:noProof/>
           <w:sz w:val="24"/>
         </w:rPr>
         <w:drawing>
-          <wp:inline distT="0" distB="0" distL="0" distR="0" wp14:anchorId="587ED8FF" wp14:editId="1A0E3A87">
-            <wp:extent cx="4226634" cy="1914525"/>
-            <wp:effectExtent l="0" t="0" r="2540" b="0"/>
-            <wp:docPr id="45" name="Imagen 45"/>
+          <wp:inline distT="0" distB="0" distL="0" distR="0" wp14:anchorId="5C592106" wp14:editId="4CE9A9A6">
+            <wp:extent cx="4751865" cy="2289175"/>
+            <wp:effectExtent l="0" t="0" r="0" b="0"/>
+            <wp:docPr id="43" name="Imagen 43"/>
             <wp:cNvGraphicFramePr>
               <a:graphicFrameLocks xmlns:a="http://schemas.openxmlformats.org/drawingml/2006/main" noChangeAspect="1"/>
             </wp:cNvGraphicFramePr>
@@ -19745,7 +19612,7 @@
                   <pic:spPr>
                     <a:xfrm>
                       <a:off x="0" y="0"/>
-                      <a:ext cx="4235707" cy="1918635"/>
+                      <a:ext cx="4762225" cy="2294166"/>
                     </a:xfrm>
                     <a:prstGeom prst="rect">
                       <a:avLst/>
@@ -19765,6 +19632,78 @@
           <w:tab w:val="left" w:pos="909"/>
         </w:tabs>
         <w:ind w:left="909" w:firstLine="0"/>
+        <w:jc w:val="both"/>
+        <w:rPr>
+          <w:sz w:val="24"/>
+        </w:rPr>
+      </w:pPr>
+      <w:r>
+        <w:rPr>
+          <w:sz w:val="24"/>
+        </w:rPr>
+        <w:t>En respuesta, el servidor que fue elegido envía un paquete DHCP ACK (</w:t>
+      </w:r>
+      <w:proofErr w:type="spellStart"/>
+      <w:r>
+        <w:rPr>
+          <w:sz w:val="24"/>
+        </w:rPr>
+        <w:t>Acknowledgment</w:t>
+      </w:r>
+      <w:proofErr w:type="spellEnd"/>
+      <w:r>
+        <w:rPr>
+          <w:sz w:val="24"/>
+        </w:rPr>
+        <w:t xml:space="preserve">) para confirmar la asignación. Este mensaje puede transmitirse en broadcast o </w:t>
+      </w:r>
+      <w:proofErr w:type="spellStart"/>
+      <w:r>
+        <w:rPr>
+          <w:sz w:val="24"/>
+        </w:rPr>
+        <w:t>unicast</w:t>
+      </w:r>
+      <w:proofErr w:type="spellEnd"/>
+      <w:r>
+        <w:rPr>
+          <w:sz w:val="24"/>
+        </w:rPr>
+        <w:t xml:space="preserve"> y contiene toda la información necesaria para que el cliente configure su red. En la cabecera se incluyen la dirección IP asignada, la dirección MAC del cliente, la dirección IP del servidor, la máscara de subred, la puerta de enlace predeterminada, los servidores DNS, y los valores de </w:t>
+      </w:r>
+      <w:proofErr w:type="spellStart"/>
+      <w:r>
+        <w:rPr>
+          <w:sz w:val="24"/>
+        </w:rPr>
+        <w:t>Lease</w:t>
+      </w:r>
+      <w:proofErr w:type="spellEnd"/>
+      <w:r>
+        <w:rPr>
+          <w:sz w:val="24"/>
+        </w:rPr>
+        <w:t xml:space="preserve"> Time, T1 y T2. Una vez recibido este mensaje, el cliente aplica la configuración de red y puede comenzar a comunicarse normalmente dentro de la red.</w:t>
+      </w:r>
+    </w:p>
+    <w:p>
+      <w:pPr>
+        <w:tabs>
+          <w:tab w:val="left" w:pos="909"/>
+        </w:tabs>
+        <w:jc w:val="both"/>
+        <w:rPr>
+          <w:sz w:val="24"/>
+        </w:rPr>
+      </w:pPr>
+    </w:p>
+    <w:p>
+      <w:pPr>
+        <w:pStyle w:val="Prrafodelista"/>
+        <w:tabs>
+          <w:tab w:val="left" w:pos="909"/>
+        </w:tabs>
+        <w:ind w:left="909" w:firstLine="0"/>
         <w:jc w:val="center"/>
         <w:rPr>
           <w:sz w:val="24"/>
@@ -19772,14 +19711,14 @@
       </w:pPr>
       <w:r>
         <w:rPr>
-          <w:sz w:val="24"/>
-        </w:rPr>
-        <w:lastRenderedPageBreak/>
+          <w:noProof/>
+          <w:sz w:val="24"/>
+        </w:rPr>
         <w:drawing>
-          <wp:inline distT="0" distB="0" distL="0" distR="0" wp14:anchorId="501AE189" wp14:editId="4EC567EC">
-            <wp:extent cx="3741775" cy="1931035"/>
-            <wp:effectExtent l="0" t="0" r="0" b="0"/>
-            <wp:docPr id="46" name="Imagen 46"/>
+          <wp:inline distT="0" distB="0" distL="0" distR="0" wp14:anchorId="587ED8FF" wp14:editId="1A0E3A87">
+            <wp:extent cx="4226634" cy="1914525"/>
+            <wp:effectExtent l="0" t="0" r="2540" b="0"/>
+            <wp:docPr id="45" name="Imagen 45"/>
             <wp:cNvGraphicFramePr>
               <a:graphicFrameLocks xmlns:a="http://schemas.openxmlformats.org/drawingml/2006/main" noChangeAspect="1"/>
             </wp:cNvGraphicFramePr>
@@ -19799,6 +19738,61 @@
                   <pic:spPr>
                     <a:xfrm>
                       <a:off x="0" y="0"/>
+                      <a:ext cx="4235707" cy="1918635"/>
+                    </a:xfrm>
+                    <a:prstGeom prst="rect">
+                      <a:avLst/>
+                    </a:prstGeom>
+                  </pic:spPr>
+                </pic:pic>
+              </a:graphicData>
+            </a:graphic>
+          </wp:inline>
+        </w:drawing>
+      </w:r>
+    </w:p>
+    <w:p>
+      <w:pPr>
+        <w:pStyle w:val="Prrafodelista"/>
+        <w:tabs>
+          <w:tab w:val="left" w:pos="909"/>
+        </w:tabs>
+        <w:ind w:left="909" w:firstLine="0"/>
+        <w:jc w:val="center"/>
+        <w:rPr>
+          <w:sz w:val="24"/>
+        </w:rPr>
+      </w:pPr>
+      <w:r>
+        <w:rPr>
+          <w:noProof/>
+          <w:sz w:val="24"/>
+        </w:rPr>
+        <w:lastRenderedPageBreak/>
+        <w:drawing>
+          <wp:inline distT="0" distB="0" distL="0" distR="0" wp14:anchorId="501AE189" wp14:editId="4EC567EC">
+            <wp:extent cx="3741775" cy="1931035"/>
+            <wp:effectExtent l="0" t="0" r="0" b="0"/>
+            <wp:docPr id="46" name="Imagen 46"/>
+            <wp:cNvGraphicFramePr>
+              <a:graphicFrameLocks xmlns:a="http://schemas.openxmlformats.org/drawingml/2006/main" noChangeAspect="1"/>
+            </wp:cNvGraphicFramePr>
+            <a:graphic xmlns:a="http://schemas.openxmlformats.org/drawingml/2006/main">
+              <a:graphicData uri="http://schemas.openxmlformats.org/drawingml/2006/picture">
+                <pic:pic xmlns:pic="http://schemas.openxmlformats.org/drawingml/2006/picture">
+                  <pic:nvPicPr>
+                    <pic:cNvPr id="1" name=""/>
+                    <pic:cNvPicPr/>
+                  </pic:nvPicPr>
+                  <pic:blipFill>
+                    <a:blip r:embed="rId29"/>
+                    <a:stretch>
+                      <a:fillRect/>
+                    </a:stretch>
+                  </pic:blipFill>
+                  <pic:spPr>
+                    <a:xfrm>
+                      <a:off x="0" y="0"/>
                       <a:ext cx="3749615" cy="1935081"/>
                     </a:xfrm>
                     <a:prstGeom prst="rect">
@@ -19990,7 +19984,7 @@
         </w:rPr>
         <w:t xml:space="preserve">Una búsqueda directa consiste en obtener la dirección IP correspondiente a un nombre de dominio, por ejemplo, resolver </w:t>
       </w:r>
-      <w:hyperlink r:id="rId29" w:history="1">
+      <w:hyperlink r:id="rId30" w:history="1">
         <w:r>
           <w:rPr>
             <w:rStyle w:val="Hipervnculo"/>
@@ -22038,6 +22032,7 @@
       </w:r>
       <w:r>
         <w:rPr>
+          <w:noProof/>
           <w:sz w:val="24"/>
           <w:lang w:val="es-AR"/>
         </w:rPr>
@@ -22058,7 +22053,7 @@
                     <pic:cNvPicPr/>
                   </pic:nvPicPr>
                   <pic:blipFill>
-                    <a:blip r:embed="rId30"/>
+                    <a:blip r:embed="rId31"/>
                     <a:stretch>
                       <a:fillRect/>
                     </a:stretch>
@@ -22102,6 +22097,7 @@
       </w:pPr>
       <w:r>
         <w:rPr>
+          <w:noProof/>
           <w:sz w:val="24"/>
           <w:lang w:val="es-AR"/>
         </w:rPr>
@@ -22121,7 +22117,7 @@
                     <pic:cNvPicPr/>
                   </pic:nvPicPr>
                   <pic:blipFill>
-                    <a:blip r:embed="rId31"/>
+                    <a:blip r:embed="rId32"/>
                     <a:stretch>
                       <a:fillRect/>
                     </a:stretch>
@@ -24871,7 +24867,7 @@
                     <pic:cNvPicPr/>
                   </pic:nvPicPr>
                   <pic:blipFill>
-                    <a:blip r:embed="rId32"/>
+                    <a:blip r:embed="rId33"/>
                     <a:stretch>
                       <a:fillRect/>
                     </a:stretch>
@@ -24925,7 +24921,7 @@
                     <pic:cNvPicPr/>
                   </pic:nvPicPr>
                   <pic:blipFill>
-                    <a:blip r:embed="rId33"/>
+                    <a:blip r:embed="rId34"/>
                     <a:stretch>
                       <a:fillRect/>
                     </a:stretch>
@@ -24963,7 +24959,7 @@
         </w:rPr>
         <w:t xml:space="preserve">El nombre de dominio del servidor HTTP es </w:t>
       </w:r>
-      <w:hyperlink r:id="rId34" w:history="1">
+      <w:hyperlink r:id="rId35" w:history="1">
         <w:r>
           <w:rPr>
             <w:rStyle w:val="Hipervnculo"/>
@@ -25015,59 +25011,6 @@
             <wp:extent cx="9157335" cy="117215"/>
             <wp:effectExtent l="0" t="0" r="0" b="0"/>
             <wp:docPr id="20" name="Imagen 20"/>
-            <wp:cNvGraphicFramePr>
-              <a:graphicFrameLocks xmlns:a="http://schemas.openxmlformats.org/drawingml/2006/main" noChangeAspect="1"/>
-            </wp:cNvGraphicFramePr>
-            <a:graphic xmlns:a="http://schemas.openxmlformats.org/drawingml/2006/main">
-              <a:graphicData uri="http://schemas.openxmlformats.org/drawingml/2006/picture">
-                <pic:pic xmlns:pic="http://schemas.openxmlformats.org/drawingml/2006/picture">
-                  <pic:nvPicPr>
-                    <pic:cNvPr id="1" name=""/>
-                    <pic:cNvPicPr/>
-                  </pic:nvPicPr>
-                  <pic:blipFill>
-                    <a:blip r:embed="rId35"/>
-                    <a:stretch>
-                      <a:fillRect/>
-                    </a:stretch>
-                  </pic:blipFill>
-                  <pic:spPr>
-                    <a:xfrm>
-                      <a:off x="0" y="0"/>
-                      <a:ext cx="11654990" cy="149185"/>
-                    </a:xfrm>
-                    <a:prstGeom prst="rect">
-                      <a:avLst/>
-                    </a:prstGeom>
-                  </pic:spPr>
-                </pic:pic>
-              </a:graphicData>
-            </a:graphic>
-          </wp:inline>
-        </w:drawing>
-      </w:r>
-    </w:p>
-    <w:p>
-      <w:pPr>
-        <w:pStyle w:val="Prrafodelista"/>
-        <w:tabs>
-          <w:tab w:val="left" w:pos="2063"/>
-        </w:tabs>
-        <w:ind w:left="2063" w:firstLine="0"/>
-        <w:rPr>
-          <w:sz w:val="24"/>
-        </w:rPr>
-      </w:pPr>
-      <w:r>
-        <w:rPr>
-          <w:noProof/>
-          <w:sz w:val="24"/>
-        </w:rPr>
-        <w:drawing>
-          <wp:inline distT="0" distB="0" distL="0" distR="0" wp14:anchorId="792CFE0E" wp14:editId="2DEA9424">
-            <wp:extent cx="5073650" cy="1595396"/>
-            <wp:effectExtent l="0" t="0" r="0" b="5080"/>
-            <wp:docPr id="21" name="Imagen 21"/>
             <wp:cNvGraphicFramePr>
               <a:graphicFrameLocks xmlns:a="http://schemas.openxmlformats.org/drawingml/2006/main" noChangeAspect="1"/>
             </wp:cNvGraphicFramePr>
@@ -25087,6 +25030,59 @@
                   <pic:spPr>
                     <a:xfrm>
                       <a:off x="0" y="0"/>
+                      <a:ext cx="11654990" cy="149185"/>
+                    </a:xfrm>
+                    <a:prstGeom prst="rect">
+                      <a:avLst/>
+                    </a:prstGeom>
+                  </pic:spPr>
+                </pic:pic>
+              </a:graphicData>
+            </a:graphic>
+          </wp:inline>
+        </w:drawing>
+      </w:r>
+    </w:p>
+    <w:p>
+      <w:pPr>
+        <w:pStyle w:val="Prrafodelista"/>
+        <w:tabs>
+          <w:tab w:val="left" w:pos="2063"/>
+        </w:tabs>
+        <w:ind w:left="2063" w:firstLine="0"/>
+        <w:rPr>
+          <w:sz w:val="24"/>
+        </w:rPr>
+      </w:pPr>
+      <w:r>
+        <w:rPr>
+          <w:noProof/>
+          <w:sz w:val="24"/>
+        </w:rPr>
+        <w:drawing>
+          <wp:inline distT="0" distB="0" distL="0" distR="0" wp14:anchorId="792CFE0E" wp14:editId="2DEA9424">
+            <wp:extent cx="5073650" cy="1595396"/>
+            <wp:effectExtent l="0" t="0" r="0" b="5080"/>
+            <wp:docPr id="21" name="Imagen 21"/>
+            <wp:cNvGraphicFramePr>
+              <a:graphicFrameLocks xmlns:a="http://schemas.openxmlformats.org/drawingml/2006/main" noChangeAspect="1"/>
+            </wp:cNvGraphicFramePr>
+            <a:graphic xmlns:a="http://schemas.openxmlformats.org/drawingml/2006/main">
+              <a:graphicData uri="http://schemas.openxmlformats.org/drawingml/2006/picture">
+                <pic:pic xmlns:pic="http://schemas.openxmlformats.org/drawingml/2006/picture">
+                  <pic:nvPicPr>
+                    <pic:cNvPr id="1" name=""/>
+                    <pic:cNvPicPr/>
+                  </pic:nvPicPr>
+                  <pic:blipFill>
+                    <a:blip r:embed="rId37"/>
+                    <a:stretch>
+                      <a:fillRect/>
+                    </a:stretch>
+                  </pic:blipFill>
+                  <pic:spPr>
+                    <a:xfrm>
+                      <a:off x="0" y="0"/>
                       <a:ext cx="5086332" cy="1599384"/>
                     </a:xfrm>
                     <a:prstGeom prst="rect">
@@ -25429,7 +25425,7 @@
                     <pic:cNvPicPr/>
                   </pic:nvPicPr>
                   <pic:blipFill rotWithShape="1">
-                    <a:blip r:embed="rId37"/>
+                    <a:blip r:embed="rId38"/>
                     <a:srcRect t="2" r="37798" b="-1886"/>
                     <a:stretch/>
                   </pic:blipFill>
@@ -25490,7 +25486,7 @@
                     <pic:cNvPicPr/>
                   </pic:nvPicPr>
                   <pic:blipFill>
-                    <a:blip r:embed="rId38"/>
+                    <a:blip r:embed="rId39"/>
                     <a:stretch>
                       <a:fillRect/>
                     </a:stretch>
@@ -25576,59 +25572,6 @@
             <wp:extent cx="5652770" cy="159857"/>
             <wp:effectExtent l="0" t="0" r="0" b="0"/>
             <wp:docPr id="24" name="Imagen 24"/>
-            <wp:cNvGraphicFramePr>
-              <a:graphicFrameLocks xmlns:a="http://schemas.openxmlformats.org/drawingml/2006/main" noChangeAspect="1"/>
-            </wp:cNvGraphicFramePr>
-            <a:graphic xmlns:a="http://schemas.openxmlformats.org/drawingml/2006/main">
-              <a:graphicData uri="http://schemas.openxmlformats.org/drawingml/2006/picture">
-                <pic:pic xmlns:pic="http://schemas.openxmlformats.org/drawingml/2006/picture">
-                  <pic:nvPicPr>
-                    <pic:cNvPr id="1" name=""/>
-                    <pic:cNvPicPr/>
-                  </pic:nvPicPr>
-                  <pic:blipFill>
-                    <a:blip r:embed="rId39"/>
-                    <a:stretch>
-                      <a:fillRect/>
-                    </a:stretch>
-                  </pic:blipFill>
-                  <pic:spPr>
-                    <a:xfrm>
-                      <a:off x="0" y="0"/>
-                      <a:ext cx="5841273" cy="165188"/>
-                    </a:xfrm>
-                    <a:prstGeom prst="rect">
-                      <a:avLst/>
-                    </a:prstGeom>
-                  </pic:spPr>
-                </pic:pic>
-              </a:graphicData>
-            </a:graphic>
-          </wp:inline>
-        </w:drawing>
-      </w:r>
-    </w:p>
-    <w:p>
-      <w:pPr>
-        <w:pStyle w:val="Prrafodelista"/>
-        <w:tabs>
-          <w:tab w:val="left" w:pos="2064"/>
-        </w:tabs>
-        <w:ind w:left="2064" w:firstLine="0"/>
-        <w:rPr>
-          <w:sz w:val="24"/>
-        </w:rPr>
-      </w:pPr>
-      <w:r>
-        <w:rPr>
-          <w:noProof/>
-          <w:sz w:val="24"/>
-        </w:rPr>
-        <w:drawing>
-          <wp:inline distT="0" distB="0" distL="0" distR="0" wp14:anchorId="7C9B16C1" wp14:editId="561341E9">
-            <wp:extent cx="5471919" cy="2112645"/>
-            <wp:effectExtent l="0" t="0" r="0" b="1905"/>
-            <wp:docPr id="25" name="Imagen 25"/>
             <wp:cNvGraphicFramePr>
               <a:graphicFrameLocks xmlns:a="http://schemas.openxmlformats.org/drawingml/2006/main" noChangeAspect="1"/>
             </wp:cNvGraphicFramePr>
@@ -25648,6 +25591,59 @@
                   <pic:spPr>
                     <a:xfrm>
                       <a:off x="0" y="0"/>
+                      <a:ext cx="5841273" cy="165188"/>
+                    </a:xfrm>
+                    <a:prstGeom prst="rect">
+                      <a:avLst/>
+                    </a:prstGeom>
+                  </pic:spPr>
+                </pic:pic>
+              </a:graphicData>
+            </a:graphic>
+          </wp:inline>
+        </w:drawing>
+      </w:r>
+    </w:p>
+    <w:p>
+      <w:pPr>
+        <w:pStyle w:val="Prrafodelista"/>
+        <w:tabs>
+          <w:tab w:val="left" w:pos="2064"/>
+        </w:tabs>
+        <w:ind w:left="2064" w:firstLine="0"/>
+        <w:rPr>
+          <w:sz w:val="24"/>
+        </w:rPr>
+      </w:pPr>
+      <w:r>
+        <w:rPr>
+          <w:noProof/>
+          <w:sz w:val="24"/>
+        </w:rPr>
+        <w:drawing>
+          <wp:inline distT="0" distB="0" distL="0" distR="0" wp14:anchorId="7C9B16C1" wp14:editId="561341E9">
+            <wp:extent cx="5471919" cy="2112645"/>
+            <wp:effectExtent l="0" t="0" r="0" b="1905"/>
+            <wp:docPr id="25" name="Imagen 25"/>
+            <wp:cNvGraphicFramePr>
+              <a:graphicFrameLocks xmlns:a="http://schemas.openxmlformats.org/drawingml/2006/main" noChangeAspect="1"/>
+            </wp:cNvGraphicFramePr>
+            <a:graphic xmlns:a="http://schemas.openxmlformats.org/drawingml/2006/main">
+              <a:graphicData uri="http://schemas.openxmlformats.org/drawingml/2006/picture">
+                <pic:pic xmlns:pic="http://schemas.openxmlformats.org/drawingml/2006/picture">
+                  <pic:nvPicPr>
+                    <pic:cNvPr id="1" name=""/>
+                    <pic:cNvPicPr/>
+                  </pic:nvPicPr>
+                  <pic:blipFill>
+                    <a:blip r:embed="rId41"/>
+                    <a:stretch>
+                      <a:fillRect/>
+                    </a:stretch>
+                  </pic:blipFill>
+                  <pic:spPr>
+                    <a:xfrm>
+                      <a:off x="0" y="0"/>
                       <a:ext cx="5480911" cy="2116117"/>
                     </a:xfrm>
                     <a:prstGeom prst="rect">
@@ -26679,7 +26675,7 @@
           <w:sz w:val="24"/>
         </w:rPr>
         <w:sectPr>
-          <w:headerReference w:type="default" r:id="rId41"/>
+          <w:headerReference w:type="default" r:id="rId42"/>
           <w:type w:val="continuous"/>
           <w:pgSz w:w="11920" w:h="16840"/>
           <w:pgMar w:top="3240" w:right="992" w:bottom="280" w:left="850" w:header="1390" w:footer="0" w:gutter="0"/>
@@ -26859,7 +26855,7 @@
                     <pic:cNvPicPr/>
                   </pic:nvPicPr>
                   <pic:blipFill>
-                    <a:blip r:embed="rId42" cstate="print"/>
+                    <a:blip r:embed="rId43" cstate="print"/>
                     <a:stretch>
                       <a:fillRect/>
                     </a:stretch>
@@ -28986,7 +28982,7 @@
                     <pic:cNvPicPr/>
                   </pic:nvPicPr>
                   <pic:blipFill>
-                    <a:blip r:embed="rId42" cstate="print"/>
+                    <a:blip r:embed="rId43" cstate="print"/>
                     <a:stretch>
                       <a:fillRect/>
                     </a:stretch>
@@ -29367,7 +29363,7 @@
                     <pic:cNvPicPr/>
                   </pic:nvPicPr>
                   <pic:blipFill>
-                    <a:blip r:embed="rId43" cstate="print"/>
+                    <a:blip r:embed="rId44" cstate="print"/>
                     <a:stretch>
                       <a:fillRect/>
                     </a:stretch>
@@ -29500,7 +29496,7 @@
                     <pic:cNvPicPr/>
                   </pic:nvPicPr>
                   <pic:blipFill>
-                    <a:blip r:embed="rId44" cstate="print"/>
+                    <a:blip r:embed="rId45" cstate="print"/>
                     <a:stretch>
                       <a:fillRect/>
                     </a:stretch>
@@ -31907,14 +31903,7 @@
                                   <w:sz w:val="24"/>
                                   <w:lang w:val="en-US"/>
                                 </w:rPr>
-                                <w:t xml:space="preserve">; A </w:t>
-                              </w:r>
-                              <w:r>
-                                <w:rPr>
-                                  <w:sz w:val="24"/>
-                                  <w:lang w:val="en-US"/>
-                                </w:rPr>
-                                <w:t xml:space="preserve">records </w:t>
+                                <w:t xml:space="preserve">; A records </w:t>
                               </w:r>
                               <w:r>
                                 <w:rPr>
@@ -41581,6 +41570,7 @@
   <w:style w:type="character" w:default="1" w:styleId="Fuentedeprrafopredeter">
     <w:name w:val="Default Paragraph Font"/>
     <w:uiPriority w:val="1"/>
+    <w:semiHidden/>
     <w:unhideWhenUsed/>
   </w:style>
   <w:style w:type="table" w:default="1" w:styleId="Tablanormal">
@@ -42125,4 +42115,16 @@
   <a:objectDefaults/>
   <a:extraClrSchemeLst/>
 </a:theme>
+</file>
+
+<file path=customXml/item1.xml><?xml version="1.0" encoding="utf-8"?>
+<b:Sources xmlns:b="http://schemas.openxmlformats.org/officeDocument/2006/bibliography" xmlns="http://schemas.openxmlformats.org/officeDocument/2006/bibliography" SelectedStyle="\APASixthEditionOfficeOnline.xsl" StyleName="APA" Version="6"/>
+</file>
+
+<file path=customXml/itemProps1.xml><?xml version="1.0" encoding="utf-8"?>
+<ds:datastoreItem xmlns:ds="http://schemas.openxmlformats.org/officeDocument/2006/customXml" ds:itemID="{3353390D-F60A-44BD-9D62-8F20624E02BF}">
+  <ds:schemaRefs>
+    <ds:schemaRef ds:uri="http://schemas.openxmlformats.org/officeDocument/2006/bibliography"/>
+  </ds:schemaRefs>
+</ds:datastoreItem>
 </file>
--- a/4to Año/Comunicaciones II/TP9.docx
+++ b/4to Año/Comunicaciones II/TP9.docx
@@ -601,14 +601,6 @@
           <w:lang w:val="es-AR"/>
         </w:rPr>
         <w:t>:</w:t>
-      </w:r>
-      <w:r>
-        <w:rPr>
-          <w:sz w:val="24"/>
-          <w:szCs w:val="24"/>
-          <w:lang w:val="es-AR"/>
-        </w:rPr>
-        <w:br/>
       </w:r>
     </w:p>
     <w:p>
@@ -3502,6 +3494,178 @@
     <w:p>
       <w:pPr>
         <w:widowControl/>
+        <w:autoSpaceDE/>
+        <w:autoSpaceDN/>
+        <w:spacing w:before="100" w:beforeAutospacing="1" w:after="100" w:afterAutospacing="1"/>
+        <w:ind w:left="720"/>
+        <w:jc w:val="both"/>
+        <w:rPr>
+          <w:sz w:val="24"/>
+          <w:szCs w:val="24"/>
+          <w:lang w:val="es-AR"/>
+        </w:rPr>
+      </w:pPr>
+      <w:r>
+        <w:rPr>
+          <w:sz w:val="24"/>
+          <w:szCs w:val="24"/>
+          <w:lang w:val="es-AR"/>
+        </w:rPr>
+        <w:t xml:space="preserve">Comienzo el proceso de alquiler de una </w:t>
+      </w:r>
+      <w:proofErr w:type="spellStart"/>
+      <w:r>
+        <w:rPr>
+          <w:sz w:val="24"/>
+          <w:szCs w:val="24"/>
+          <w:lang w:val="es-AR"/>
+        </w:rPr>
+        <w:t>ip</w:t>
+      </w:r>
+      <w:proofErr w:type="spellEnd"/>
+      <w:r>
+        <w:rPr>
+          <w:sz w:val="24"/>
+          <w:szCs w:val="24"/>
+          <w:lang w:val="es-AR"/>
+        </w:rPr>
+        <w:t xml:space="preserve"> cuando mi equipo está configurado para recibir una </w:t>
+      </w:r>
+      <w:proofErr w:type="spellStart"/>
+      <w:r>
+        <w:rPr>
+          <w:sz w:val="24"/>
+          <w:szCs w:val="24"/>
+          <w:lang w:val="es-AR"/>
+        </w:rPr>
+        <w:t>ip</w:t>
+      </w:r>
+      <w:proofErr w:type="spellEnd"/>
+      <w:r>
+        <w:rPr>
+          <w:sz w:val="24"/>
+          <w:szCs w:val="24"/>
+          <w:lang w:val="es-AR"/>
+        </w:rPr>
+        <w:t xml:space="preserve"> de manera dinámica y no tengo una.</w:t>
+      </w:r>
+    </w:p>
+    <w:p>
+      <w:pPr>
+        <w:widowControl/>
+        <w:autoSpaceDE/>
+        <w:autoSpaceDN/>
+        <w:spacing w:before="100" w:beforeAutospacing="1" w:after="100" w:afterAutospacing="1"/>
+        <w:ind w:left="720"/>
+        <w:jc w:val="both"/>
+        <w:rPr>
+          <w:sz w:val="24"/>
+          <w:szCs w:val="24"/>
+          <w:lang w:val="es-AR"/>
+        </w:rPr>
+      </w:pPr>
+      <w:r>
+        <w:rPr>
+          <w:sz w:val="24"/>
+          <w:szCs w:val="24"/>
+          <w:lang w:val="es-AR"/>
+        </w:rPr>
+        <w:t xml:space="preserve">Una vez que ya tengo una </w:t>
+      </w:r>
+      <w:proofErr w:type="spellStart"/>
+      <w:r>
+        <w:rPr>
+          <w:sz w:val="24"/>
+          <w:szCs w:val="24"/>
+          <w:lang w:val="es-AR"/>
+        </w:rPr>
+        <w:t>ip</w:t>
+      </w:r>
+      <w:proofErr w:type="spellEnd"/>
+      <w:r>
+        <w:rPr>
+          <w:sz w:val="24"/>
+          <w:szCs w:val="24"/>
+          <w:lang w:val="es-AR"/>
+        </w:rPr>
+        <w:t xml:space="preserve"> y necesito realquilar, primero pasado el 50% de </w:t>
+      </w:r>
+      <w:proofErr w:type="spellStart"/>
+      <w:r>
+        <w:rPr>
+          <w:sz w:val="24"/>
+          <w:szCs w:val="24"/>
+          <w:lang w:val="es-AR"/>
+        </w:rPr>
+        <w:t>lease</w:t>
+      </w:r>
+      <w:proofErr w:type="spellEnd"/>
+      <w:r>
+        <w:rPr>
+          <w:sz w:val="24"/>
+          <w:szCs w:val="24"/>
+          <w:lang w:val="es-AR"/>
+        </w:rPr>
+        <w:t xml:space="preserve"> time envío un DHCPREQUEST </w:t>
+      </w:r>
+      <w:proofErr w:type="spellStart"/>
+      <w:r>
+        <w:rPr>
+          <w:sz w:val="24"/>
+          <w:szCs w:val="24"/>
+          <w:lang w:val="es-AR"/>
+        </w:rPr>
+        <w:t>unicast</w:t>
+      </w:r>
+      <w:proofErr w:type="spellEnd"/>
+      <w:r>
+        <w:rPr>
+          <w:sz w:val="24"/>
+          <w:szCs w:val="24"/>
+          <w:lang w:val="es-AR"/>
+        </w:rPr>
+        <w:t xml:space="preserve"> al servidor que me alquiló la </w:t>
+      </w:r>
+      <w:proofErr w:type="spellStart"/>
+      <w:r>
+        <w:rPr>
+          <w:sz w:val="24"/>
+          <w:szCs w:val="24"/>
+          <w:lang w:val="es-AR"/>
+        </w:rPr>
+        <w:t>ip</w:t>
+      </w:r>
+      <w:proofErr w:type="spellEnd"/>
+      <w:r>
+        <w:rPr>
+          <w:sz w:val="24"/>
+          <w:szCs w:val="24"/>
+          <w:lang w:val="es-AR"/>
+        </w:rPr>
+        <w:t xml:space="preserve">. Si no responde y pasa el 87.5 % le pregunta al resto de los servidores mandando un DHCP </w:t>
+      </w:r>
+      <w:proofErr w:type="spellStart"/>
+      <w:r>
+        <w:rPr>
+          <w:sz w:val="24"/>
+          <w:szCs w:val="24"/>
+          <w:lang w:val="es-AR"/>
+        </w:rPr>
+        <w:t>request</w:t>
+      </w:r>
+      <w:proofErr w:type="spellEnd"/>
+      <w:r>
+        <w:rPr>
+          <w:sz w:val="24"/>
+          <w:szCs w:val="24"/>
+          <w:lang w:val="es-AR"/>
+        </w:rPr>
+        <w:t>. Si se vence el alquiler y no hubo respuesta, comienza el alquiler desde 0 con DHCPDISCOVERY.</w:t>
+      </w:r>
+    </w:p>
+    <w:p>
+      <w:pPr>
+        <w:widowControl/>
         <w:numPr>
           <w:ilvl w:val="0"/>
           <w:numId w:val="20"/>
@@ -3831,7 +3995,14 @@
         <w:rPr>
           <w:sz w:val="24"/>
         </w:rPr>
-        <w:t xml:space="preserve">Este mensaje también se transmite como broadcast, con dirección IP de origen 0.0.0.0, ya que el cliente todavía no posee una dirección válida. </w:t>
+        <w:t xml:space="preserve">Este mensaje también se </w:t>
+      </w:r>
+      <w:r>
+        <w:rPr>
+          <w:sz w:val="24"/>
+        </w:rPr>
+        <w:lastRenderedPageBreak/>
+        <w:t xml:space="preserve">transmite como broadcast, con dirección IP de origen 0.0.0.0, ya que el cliente todavía no posee una dirección válida. </w:t>
       </w:r>
     </w:p>
     <w:p>
@@ -3907,7 +4078,6 @@
           <w:szCs w:val="24"/>
           <w:lang w:val="es-AR"/>
         </w:rPr>
-        <w:lastRenderedPageBreak/>
         <w:t>DHCPACK</w:t>
       </w:r>
       <w:r>
@@ -4694,7 +4864,6 @@
         <w:rPr>
           <w:lang w:val="es-AR"/>
         </w:rPr>
-        <w:lastRenderedPageBreak/>
         <w:t xml:space="preserve">Un servidor es </w:t>
       </w:r>
       <w:r>
@@ -5294,13 +5463,8 @@
         <w:t>copia original</w:t>
       </w:r>
       <w:r>
-        <w:t xml:space="preserve"> de la </w:t>
-      </w:r>
-      <w:proofErr w:type="gramStart"/>
-      <w:r>
-        <w:t>zona..</w:t>
-      </w:r>
-      <w:proofErr w:type="gramEnd"/>
+        <w:t xml:space="preserve"> de la zona.</w:t>
+      </w:r>
       <w:r>
         <w:t xml:space="preserve"> </w:t>
       </w:r>
@@ -5344,13 +5508,8 @@
       <w:r>
         <w:t xml:space="preserve"> </w:t>
       </w:r>
-      <w:proofErr w:type="gramStart"/>
-      <w:r>
-        <w:t>Un</w:t>
-      </w:r>
-      <w:proofErr w:type="gramEnd"/>
-      <w:r>
-        <w:t xml:space="preserve"> servidor puede hospedar ambas para dominios diferentes (</w:t>
+      <w:r>
+        <w:t>Un servidor puede hospedar ambas para dominios diferentes (</w:t>
       </w:r>
       <w:proofErr w:type="spellStart"/>
       <w:r>
@@ -5505,6 +5664,7 @@
         <w:rPr>
           <w:lang w:val="es-AR"/>
         </w:rPr>
+        <w:lastRenderedPageBreak/>
         <w:t>Si no tienen la respuesta en caché, realizan resolución recursiva o iterativa.</w:t>
       </w:r>
     </w:p>
@@ -6407,6 +6567,7 @@
               <w:rPr>
                 <w:rStyle w:val="Textoennegrita"/>
               </w:rPr>
+              <w:lastRenderedPageBreak/>
               <w:t>SOA</w:t>
             </w:r>
           </w:p>
@@ -6789,11 +6950,7 @@
             </w:r>
             <w:proofErr w:type="spellEnd"/>
             <w:r>
-              <w:t xml:space="preserve"> </w:t>
-            </w:r>
-            <w:r>
-              <w:lastRenderedPageBreak/>
-              <w:t>Pointer</w:t>
+              <w:t xml:space="preserve"> Pointer</w:t>
             </w:r>
           </w:p>
         </w:tc>
@@ -6808,7 +6965,6 @@
               <w:rPr>
                 <w:rFonts w:ascii="Segoe UI Emoji" w:hAnsi="Segoe UI Emoji" w:cs="Segoe UI Emoji"/>
               </w:rPr>
-              <w:lastRenderedPageBreak/>
               <w:t>✔</w:t>
             </w:r>
             <w:r>
@@ -6845,11 +7001,7 @@
           </w:tcPr>
           <w:p>
             <w:r>
-              <w:t xml:space="preserve">Encadenamiento avanzado de </w:t>
-            </w:r>
-            <w:r>
-              <w:lastRenderedPageBreak/>
-              <w:t>servicios (VoIP, ENUM).</w:t>
+              <w:t>Encadenamiento avanzado de servicios (VoIP, ENUM).</w:t>
             </w:r>
           </w:p>
         </w:tc>
@@ -6870,7 +7022,6 @@
               <w:rPr>
                 <w:rStyle w:val="Textoennegrita"/>
               </w:rPr>
-              <w:lastRenderedPageBreak/>
               <w:t>HINFO</w:t>
             </w:r>
           </w:p>
@@ -7505,16 +7656,25 @@
       <w:pPr>
         <w:pStyle w:val="NormalWeb"/>
         <w:rPr>
-          <w:lang w:val="es-AR"/>
-        </w:rPr>
-      </w:pPr>
-      <w:r>
-        <w:rPr>
           <w:rStyle w:val="Textoennegrita"/>
           <w:lang w:val="es-AR"/>
         </w:rPr>
+      </w:pPr>
+      <w:r>
+        <w:rPr>
+          <w:rStyle w:val="Textoennegrita"/>
+          <w:lang w:val="es-AR"/>
+        </w:rPr>
         <w:t>Qué es y para qué sirve:</w:t>
       </w:r>
+    </w:p>
+    <w:p>
+      <w:pPr>
+        <w:pStyle w:val="NormalWeb"/>
+        <w:rPr>
+          <w:lang w:val="es-AR"/>
+        </w:rPr>
+      </w:pPr>
       <w:r>
         <w:rPr>
           <w:lang w:val="es-AR"/>
@@ -7752,6 +7912,7 @@
           <w:rStyle w:val="Textoennegrita"/>
           <w:lang w:val="es-AR"/>
         </w:rPr>
+        <w:lastRenderedPageBreak/>
         <w:t>Fases del intercambio SMTP (detalle que piden):</w:t>
       </w:r>
     </w:p>
@@ -7883,7 +8044,6 @@
         <w:rPr>
           <w:lang w:val="es-AR"/>
         </w:rPr>
-        <w:lastRenderedPageBreak/>
         <w:t>Si se requiere autenticación, en esta etapa puede realizarse mediante comandos como AUTH LOGIN o AUTH PLAIN.</w:t>
       </w:r>
     </w:p>
@@ -8148,6 +8308,7 @@
           <w:noProof/>
           <w:lang w:val="es-AR"/>
         </w:rPr>
+        <w:lastRenderedPageBreak/>
         <w:drawing>
           <wp:inline distT="0" distB="0" distL="0" distR="0" wp14:anchorId="0E21CB86" wp14:editId="3EBC8EF4">
             <wp:extent cx="4397375" cy="2491086"/>
@@ -32436,14 +32597,7 @@
                             <w:sz w:val="24"/>
                             <w:lang w:val="en-US"/>
                           </w:rPr>
-                          <w:t xml:space="preserve">; A </w:t>
-                        </w:r>
-                        <w:r>
-                          <w:rPr>
-                            <w:sz w:val="24"/>
-                            <w:lang w:val="en-US"/>
-                          </w:rPr>
-                          <w:t xml:space="preserve">records </w:t>
+                          <w:t xml:space="preserve">; A records </w:t>
                         </w:r>
                         <w:r>
                           <w:rPr>
